--- a/documentos/resources/justificativa.docx
+++ b/documentos/resources/justificativa.docx
@@ -1,10 +1,11 @@
 
 <file path=word/document.xml><?xml version="1.0" encoding="utf-8"?>
-<w:document xmlns:wpc="http://schemas.microsoft.com/office/word/2010/wordprocessingCanvas" xmlns:cx="http://schemas.microsoft.com/office/drawing/2014/chartex" xmlns:cx1="http://schemas.microsoft.com/office/drawing/2015/9/8/chartex" xmlns:cx2="http://schemas.microsoft.com/office/drawing/2015/10/21/chartex" xmlns:cx3="http://schemas.microsoft.com/office/drawing/2016/5/9/chartex" xmlns:cx4="http://schemas.microsoft.com/office/drawing/2016/5/10/chartex" xmlns:cx5="http://schemas.microsoft.com/office/drawing/2016/5/11/chartex" xmlns:cx6="http://schemas.microsoft.com/office/drawing/2016/5/12/chartex" xmlns:cx7="http://schemas.microsoft.com/office/drawing/2016/5/13/chartex" xmlns:cx8="http://schemas.microsoft.com/office/drawing/2016/5/14/chartex" xmlns:mc="http://schemas.openxmlformats.org/markup-compatibility/2006" xmlns:aink="http://schemas.microsoft.com/office/drawing/2016/ink" xmlns:am3d="http://schemas.microsoft.com/office/drawing/2017/model3d" xmlns:o="urn:schemas-microsoft-com:office:office" xmlns:oel="http://schemas.microsoft.com/office/2019/extlst" xmlns:r="http://schemas.openxmlformats.org/officeDocument/2006/relationships" xmlns:m="http://schemas.openxmlformats.org/officeDocument/2006/math" xmlns:v="urn:schemas-microsoft-com:vml" xmlns:wp14="http://schemas.microsoft.com/office/word/2010/wordprocessingDrawing" xmlns:wp="http://schemas.openxmlformats.org/drawingml/2006/wordprocessingDrawing" xmlns:w10="urn:schemas-microsoft-com:office:word" xmlns:w="http://schemas.openxmlformats.org/wordprocessingml/2006/main" xmlns:w14="http://schemas.microsoft.com/office/word/2010/wordml" xmlns:w15="http://schemas.microsoft.com/office/word/2012/wordml" xmlns:w16cex="http://schemas.microsoft.com/office/word/2018/wordml/cex" xmlns:w16cid="http://schemas.microsoft.com/office/word/2016/wordml/cid" xmlns:w16="http://schemas.microsoft.com/office/word/2018/wordml" xmlns:w16du="http://schemas.microsoft.com/office/word/2023/wordml/word16du" xmlns:w16sdtdh="http://schemas.microsoft.com/office/word/2020/wordml/sdtdatahash" xmlns:w16sdtfl="http://schemas.microsoft.com/office/word/2024/wordml/sdtformatlock" xmlns:w16se="http://schemas.microsoft.com/office/word/2015/wordml/symex" xmlns:wpg="http://schemas.microsoft.com/office/word/2010/wordprocessingGroup" xmlns:wpi="http://schemas.microsoft.com/office/word/2010/wordprocessingInk" xmlns:wne="http://schemas.microsoft.com/office/word/2006/wordml" xmlns:wps="http://schemas.microsoft.com/office/word/2010/wordprocessingShape" mc:Ignorable="w14 w15 w16se w16cid w16 w16cex w16sdtdh w16sdtfl w16du wp14">
+<w:document xmlns:o="urn:schemas-microsoft-com:office:office" xmlns:r="http://schemas.openxmlformats.org/officeDocument/2006/relationships" xmlns:v="urn:schemas-microsoft-com:vml" xmlns:w="http://schemas.openxmlformats.org/wordprocessingml/2006/main" xmlns:w10="urn:schemas-microsoft-com:office:word" xmlns:wp="http://schemas.openxmlformats.org/drawingml/2006/wordprocessingDrawing" xmlns:pic="http://schemas.openxmlformats.org/drawingml/2006/picture" xmlns:wps="http://schemas.microsoft.com/office/word/2010/wordprocessingShape" xmlns:wpg="http://schemas.microsoft.com/office/word/2010/wordprocessingGroup" xmlns:mc="http://schemas.openxmlformats.org/markup-compatibility/2006" xmlns:wp14="http://schemas.microsoft.com/office/word/2010/wordprocessingDrawing" xmlns:w14="http://schemas.microsoft.com/office/word/2010/wordml" xmlns:w15="http://schemas.microsoft.com/office/word/2012/wordml" mc:Ignorable="w14 wp14 w15">
   <w:body>
-    <w:p xmlns:wp14="http://schemas.microsoft.com/office/word/2010/wordml" wp14:textId="77777777">
-      <w:pPr>
-        <w:spacing w:line="240" w:lineRule="auto"/>
+    <w:p>
+      <w:pPr>
+        <w:pStyle w:val="Normal"/>
+        <w:spacing w:lineRule="auto" w:line="240"/>
         <w:rPr>
           <w:sz w:val="24"/>
           <w:szCs w:val="24"/>
@@ -18,41 +19,65 @@
         <w:t xml:space="preserve"> </w:t>
       </w:r>
     </w:p>
-    <w:p xmlns:wp14="http://schemas.microsoft.com/office/word/2010/wordml" wp14:textId="77777777">
-      <w:pPr>
-        <w:spacing w:line="240" w:lineRule="auto"/>
-        <w:rPr>
-          <w:sz w:val="24"/>
-          <w:szCs w:val="24"/>
-        </w:rPr>
-      </w:pPr>
-    </w:p>
-    <w:p xmlns:wp14="http://schemas.microsoft.com/office/word/2010/wordml" wp14:textId="77777777">
-      <w:pPr>
-        <w:spacing w:after="300" w:line="240" w:lineRule="auto"/>
+    <w:p>
+      <w:pPr>
+        <w:pStyle w:val="Normal"/>
+        <w:spacing w:lineRule="auto" w:line="240"/>
+        <w:rPr>
+          <w:sz w:val="24"/>
+          <w:szCs w:val="24"/>
+        </w:rPr>
+      </w:pPr>
+      <w:r>
+        <w:rPr>
+          <w:sz w:val="24"/>
+          <w:szCs w:val="24"/>
+        </w:rPr>
+      </w:r>
+    </w:p>
+    <w:p>
+      <w:pPr>
+        <w:pStyle w:val="Normal"/>
+        <w:spacing w:lineRule="auto" w:line="240" w:before="0" w:after="300"/>
         <w:rPr>
           <w:color w:val="666666"/>
           <w:sz w:val="24"/>
           <w:szCs w:val="24"/>
         </w:rPr>
       </w:pPr>
-    </w:p>
-    <w:p xmlns:wp14="http://schemas.microsoft.com/office/word/2010/wordml" wp14:textId="77777777">
-      <w:pPr>
-        <w:spacing w:after="300" w:line="240" w:lineRule="auto"/>
-        <w:ind w:left="850" w:right="1184" w:firstLine="425"/>
+      <w:r>
         <w:rPr>
           <w:color w:val="666666"/>
           <w:sz w:val="24"/>
           <w:szCs w:val="24"/>
         </w:rPr>
-      </w:pPr>
-    </w:p>
-    <w:p xmlns:wp14="http://schemas.microsoft.com/office/word/2010/wordml" wp14:textId="77777777">
-      <w:pPr>
-        <w:spacing w:line="240" w:lineRule="auto"/>
-        <w:ind w:left="850" w:right="1184" w:firstLine="425"/>
-        <w:jc w:val="right"/>
+      </w:r>
+    </w:p>
+    <w:p>
+      <w:pPr>
+        <w:pStyle w:val="Normal"/>
+        <w:spacing w:lineRule="auto" w:line="240" w:before="0" w:after="300"/>
+        <w:ind w:firstLine="425" w:start="850" w:end="1184"/>
+        <w:rPr>
+          <w:color w:val="666666"/>
+          <w:sz w:val="24"/>
+          <w:szCs w:val="24"/>
+        </w:rPr>
+      </w:pPr>
+      <w:r>
+        <w:rPr>
+          <w:color w:val="666666"/>
+          <w:sz w:val="24"/>
+          <w:szCs w:val="24"/>
+        </w:rPr>
+      </w:r>
+    </w:p>
+    <w:p>
+      <w:pPr>
+        <w:pStyle w:val="Normal"/>
+        <w:spacing w:lineRule="auto" w:line="240"/>
+        <w:ind w:firstLine="425" w:start="850" w:end="1184"/>
+        <w:jc w:val="end"/>
         <w:rPr>
           <w:sz w:val="24"/>
           <w:szCs w:val="24"/>
@@ -66,102 +91,116 @@
         <w:t xml:space="preserve">       </w:t>
       </w:r>
     </w:p>
-    <w:p xmlns:wp14="http://schemas.microsoft.com/office/word/2010/wordml" wp14:textId="77777777">
-      <w:pPr>
-        <w:spacing w:line="240" w:lineRule="auto"/>
-        <w:ind w:left="850" w:right="1184" w:firstLine="425"/>
-        <w:jc w:val="right"/>
-        <w:rPr>
-          <w:sz w:val="24"/>
-          <w:szCs w:val="24"/>
-        </w:rPr>
-      </w:pPr>
-    </w:p>
-    <w:p xmlns:wp14="http://schemas.microsoft.com/office/word/2010/wordml" wp14:textId="77777777">
-      <w:pPr>
-        <w:spacing w:line="240" w:lineRule="auto"/>
-        <w:ind w:left="850" w:right="1184" w:firstLine="425"/>
-        <w:jc w:val="right"/>
+    <w:p>
+      <w:pPr>
+        <w:pStyle w:val="Normal"/>
+        <w:spacing w:lineRule="auto" w:line="240"/>
+        <w:ind w:firstLine="425" w:start="850" w:end="1184"/>
+        <w:jc w:val="end"/>
+        <w:rPr>
+          <w:sz w:val="24"/>
+          <w:szCs w:val="24"/>
+        </w:rPr>
+      </w:pPr>
+      <w:r>
+        <w:rPr>
+          <w:sz w:val="24"/>
+          <w:szCs w:val="24"/>
+        </w:rPr>
+      </w:r>
+    </w:p>
+    <w:p>
+      <w:pPr>
+        <w:pStyle w:val="Normal"/>
+        <w:spacing w:lineRule="auto" w:line="240"/>
+        <w:ind w:firstLine="425" w:start="850" w:end="1184"/>
+        <w:jc w:val="end"/>
+        <w:rPr/>
       </w:pPr>
       <w:r>
         <w:rPr>
           <w:lang w:val="en-US"/>
         </w:rPr>
-        <w:t>{{</w:t>
-      </w:r>
-      <w:r>
-        <w:rPr>
-          <w:lang w:val="en-US"/>
-        </w:rPr>
-        <w:t>sede</w:t>
-      </w:r>
-      <w:r>
-        <w:rPr>
-          <w:lang w:val="en-US"/>
-        </w:rPr>
-        <w:t>}}, {{</w:t>
-      </w:r>
-      <w:r>
-        <w:rPr>
-          <w:lang w:val="en-US"/>
-        </w:rPr>
-        <w:t>data_extenso</w:t>
-      </w:r>
-      <w:r>
-        <w:rPr>
-          <w:lang w:val="en-US"/>
-        </w:rPr>
-        <w:t>}}</w:t>
-      </w:r>
-    </w:p>
-    <w:p xmlns:wp14="http://schemas.microsoft.com/office/word/2010/wordml" wp14:textId="77777777">
-      <w:pPr>
-        <w:spacing w:line="240" w:lineRule="auto"/>
-        <w:ind w:left="850" w:right="1184" w:firstLine="425"/>
-        <w:jc w:val="right"/>
-        <w:rPr>
-          <w:sz w:val="24"/>
-          <w:szCs w:val="24"/>
-        </w:rPr>
-      </w:pPr>
-    </w:p>
-    <w:p xmlns:wp14="http://schemas.microsoft.com/office/word/2010/wordml" wp14:textId="77777777">
-      <w:pPr>
-        <w:spacing w:line="240" w:lineRule="auto"/>
-        <w:ind w:left="850" w:right="1184" w:firstLine="425"/>
-        <w:jc w:val="right"/>
-        <w:rPr>
-          <w:sz w:val="24"/>
-          <w:szCs w:val="24"/>
-        </w:rPr>
-      </w:pPr>
-    </w:p>
-    <w:p xmlns:wp14="http://schemas.microsoft.com/office/word/2010/wordml" wp14:textId="77777777">
-      <w:pPr>
-        <w:spacing w:line="240" w:lineRule="auto"/>
-        <w:ind w:left="850" w:right="1184" w:firstLine="425"/>
-        <w:jc w:val="right"/>
-        <w:rPr>
-          <w:sz w:val="24"/>
-          <w:szCs w:val="24"/>
-        </w:rPr>
-      </w:pPr>
-    </w:p>
-    <w:p xmlns:wp14="http://schemas.microsoft.com/office/word/2010/wordml" wp14:textId="77777777">
-      <w:pPr>
-        <w:spacing w:line="240" w:lineRule="auto"/>
-        <w:ind w:left="850" w:right="1184" w:firstLine="425"/>
-        <w:jc w:val="right"/>
-        <w:rPr>
-          <w:sz w:val="24"/>
-          <w:szCs w:val="24"/>
-        </w:rPr>
-      </w:pPr>
-    </w:p>
-    <w:p xmlns:wp14="http://schemas.microsoft.com/office/word/2010/wordml" wp14:textId="77777777">
-      <w:pPr>
-        <w:spacing w:line="240" w:lineRule="auto"/>
-        <w:ind w:left="855" w:right="1184" w:firstLine="420"/>
+        <w:t>{{sede}}, {{data_extenso}}</w:t>
+      </w:r>
+    </w:p>
+    <w:p>
+      <w:pPr>
+        <w:pStyle w:val="Normal"/>
+        <w:spacing w:lineRule="auto" w:line="240"/>
+        <w:ind w:firstLine="425" w:start="850" w:end="1184"/>
+        <w:jc w:val="end"/>
+        <w:rPr>
+          <w:sz w:val="24"/>
+          <w:szCs w:val="24"/>
+        </w:rPr>
+      </w:pPr>
+      <w:r>
+        <w:rPr>
+          <w:sz w:val="24"/>
+          <w:szCs w:val="24"/>
+        </w:rPr>
+      </w:r>
+    </w:p>
+    <w:p>
+      <w:pPr>
+        <w:pStyle w:val="Normal"/>
+        <w:spacing w:lineRule="auto" w:line="240"/>
+        <w:ind w:firstLine="425" w:start="850" w:end="1184"/>
+        <w:jc w:val="end"/>
+        <w:rPr>
+          <w:sz w:val="24"/>
+          <w:szCs w:val="24"/>
+        </w:rPr>
+      </w:pPr>
+      <w:r>
+        <w:rPr>
+          <w:sz w:val="24"/>
+          <w:szCs w:val="24"/>
+        </w:rPr>
+      </w:r>
+    </w:p>
+    <w:p>
+      <w:pPr>
+        <w:pStyle w:val="Normal"/>
+        <w:spacing w:lineRule="auto" w:line="240"/>
+        <w:ind w:firstLine="425" w:start="850" w:end="1184"/>
+        <w:jc w:val="end"/>
+        <w:rPr>
+          <w:sz w:val="24"/>
+          <w:szCs w:val="24"/>
+        </w:rPr>
+      </w:pPr>
+      <w:r>
+        <w:rPr>
+          <w:sz w:val="24"/>
+          <w:szCs w:val="24"/>
+        </w:rPr>
+      </w:r>
+    </w:p>
+    <w:p>
+      <w:pPr>
+        <w:pStyle w:val="Normal"/>
+        <w:spacing w:lineRule="auto" w:line="240"/>
+        <w:ind w:firstLine="425" w:start="850" w:end="1184"/>
+        <w:jc w:val="end"/>
+        <w:rPr>
+          <w:sz w:val="24"/>
+          <w:szCs w:val="24"/>
+        </w:rPr>
+      </w:pPr>
+      <w:r>
+        <w:rPr>
+          <w:sz w:val="24"/>
+          <w:szCs w:val="24"/>
+        </w:rPr>
+      </w:r>
+    </w:p>
+    <w:p>
+      <w:pPr>
+        <w:pStyle w:val="Normal"/>
+        <w:spacing w:lineRule="auto" w:line="240"/>
+        <w:ind w:firstLine="420" w:start="855" w:end="1184"/>
         <w:jc w:val="center"/>
         <w:rPr>
           <w:sz w:val="24"/>
@@ -185,95 +224,100 @@
         <w:t xml:space="preserve"> </w:t>
       </w:r>
     </w:p>
-    <w:p xmlns:wp14="http://schemas.microsoft.com/office/word/2010/wordml" wp14:textId="77777777">
-      <w:pPr>
-        <w:spacing w:line="240" w:lineRule="auto"/>
-        <w:ind w:right="1184"/>
-        <w:rPr>
-          <w:sz w:val="24"/>
-          <w:szCs w:val="24"/>
-        </w:rPr>
-      </w:pPr>
-    </w:p>
-    <w:p xmlns:wp14="http://schemas.microsoft.com/office/word/2010/wordml" wp14:textId="77777777">
-      <w:pPr>
-        <w:spacing w:line="240" w:lineRule="auto"/>
-        <w:ind w:right="1184"/>
-        <w:rPr>
-          <w:sz w:val="24"/>
-          <w:szCs w:val="24"/>
-        </w:rPr>
-      </w:pPr>
-    </w:p>
-    <w:p xmlns:wp14="http://schemas.microsoft.com/office/word/2010/wordml" wp14:textId="77777777">
-      <w:pPr>
-        <w:spacing w:line="240" w:lineRule="auto"/>
-        <w:ind w:left="850" w:right="1184" w:firstLine="425"/>
+    <w:p>
+      <w:pPr>
+        <w:pStyle w:val="Normal"/>
+        <w:spacing w:lineRule="auto" w:line="240"/>
+        <w:ind w:end="1184"/>
+        <w:rPr>
+          <w:sz w:val="24"/>
+          <w:szCs w:val="24"/>
+        </w:rPr>
+      </w:pPr>
+      <w:r>
+        <w:rPr>
+          <w:sz w:val="24"/>
+          <w:szCs w:val="24"/>
+        </w:rPr>
+      </w:r>
+    </w:p>
+    <w:p>
+      <w:pPr>
+        <w:pStyle w:val="Normal"/>
+        <w:spacing w:lineRule="auto" w:line="240"/>
+        <w:ind w:end="1184"/>
+        <w:rPr>
+          <w:sz w:val="24"/>
+          <w:szCs w:val="24"/>
+        </w:rPr>
+      </w:pPr>
+      <w:r>
+        <w:rPr>
+          <w:sz w:val="24"/>
+          <w:szCs w:val="24"/>
+        </w:rPr>
+      </w:r>
+    </w:p>
+    <w:p>
+      <w:pPr>
+        <w:pStyle w:val="Normal"/>
+        <w:spacing w:lineRule="auto" w:line="240"/>
+        <w:ind w:firstLine="425" w:start="850" w:end="1184"/>
         <w:jc w:val="center"/>
         <w:rPr>
           <w:sz w:val="24"/>
           <w:szCs w:val="24"/>
         </w:rPr>
       </w:pPr>
-    </w:p>
-    <w:p xmlns:wp14="http://schemas.microsoft.com/office/word/2010/wordml" wp14:textId="77777777">
-      <w:pPr>
-        <w:spacing w:line="240" w:lineRule="auto"/>
-        <w:ind w:left="850" w:right="1184" w:firstLine="425"/>
+      <w:r>
+        <w:rPr>
+          <w:sz w:val="24"/>
+          <w:szCs w:val="24"/>
+        </w:rPr>
+      </w:r>
+    </w:p>
+    <w:p>
+      <w:pPr>
+        <w:pStyle w:val="Normal"/>
+        <w:spacing w:lineRule="auto" w:line="240"/>
+        <w:ind w:firstLine="425" w:start="850" w:end="1184"/>
         <w:jc w:val="both"/>
         <w:rPr>
           <w:sz w:val="24"/>
           <w:szCs w:val="24"/>
         </w:rPr>
       </w:pPr>
-    </w:p>
-    <w:p xmlns:wp14="http://schemas.microsoft.com/office/word/2010/wordml" wp14:textId="77777777">
-      <w:pPr>
-        <w:spacing w:line="240" w:lineRule="auto"/>
-        <w:ind w:left="850" w:right="1184" w:firstLine="425"/>
-        <w:jc w:val="both"/>
-        <w:rPr>
-          <w:b w:val="1"/>
-          <w:bCs w:val="1"/>
-          <w:lang w:val="en-US"/>
-        </w:rPr>
-      </w:pPr>
-      <w:r>
-        <w:rPr>
-          <w:lang w:val="en-US"/>
-        </w:rPr>
-        <w:t>{{</w:t>
-      </w:r>
-      <w:r>
-        <w:rPr>
-          <w:lang w:val="en-US"/>
-        </w:rPr>
-        <w:t>justificativa</w:t>
-      </w:r>
-      <w:r>
-        <w:rPr>
-          <w:lang w:val="en-US"/>
-        </w:rPr>
-        <w:t>}}</w:t>
-      </w:r>
-    </w:p>
-    <w:p xmlns:wp14="http://schemas.microsoft.com/office/word/2010/wordml" wp14:textId="77777777">
-      <w:pPr>
-        <w:spacing w:line="240" w:lineRule="auto"/>
-        <w:ind w:left="850" w:right="1184" w:firstLine="425"/>
+      <w:r>
+        <w:rPr>
+          <w:sz w:val="24"/>
+          <w:szCs w:val="24"/>
+        </w:rPr>
+      </w:r>
+    </w:p>
+    <w:p>
+      <w:pPr>
+        <w:pStyle w:val="Normal"/>
+        <w:spacing w:lineRule="auto" w:line="240"/>
+        <w:ind w:firstLine="425" w:start="850" w:end="1184"/>
         <w:jc w:val="both"/>
         <w:rPr>
           <w:b/>
           <w:bCs/>
-          <w:sz w:val="24"/>
-          <w:szCs w:val="24"/>
-        </w:rPr>
-      </w:pPr>
-    </w:p>
-    <w:p xmlns:wp14="http://schemas.microsoft.com/office/word/2010/wordml" wp14:textId="77777777">
-      <w:pPr>
-        <w:spacing w:line="240" w:lineRule="auto"/>
-        <w:ind w:left="850" w:right="1184" w:firstLine="425"/>
+          <w:lang w:val="en-US"/>
+        </w:rPr>
+      </w:pPr>
+      <w:r>
+        <w:rPr>
+          <w:lang w:val="en-US"/>
+        </w:rPr>
+        <w:t>{{justificativa}}</w:t>
+      </w:r>
+    </w:p>
+    <w:p>
+      <w:pPr>
+        <w:pStyle w:val="Normal"/>
+        <w:spacing w:lineRule="auto" w:line="240"/>
+        <w:ind w:firstLine="425" w:start="850" w:end="1184"/>
         <w:jc w:val="both"/>
         <w:rPr>
           <w:b/>
@@ -282,24 +326,20 @@
           <w:szCs w:val="24"/>
         </w:rPr>
       </w:pPr>
-    </w:p>
-    <w:p xmlns:wp14="http://schemas.microsoft.com/office/word/2010/wordml" wp14:textId="77777777">
-      <w:pPr>
-        <w:spacing w:line="240" w:lineRule="auto"/>
-        <w:ind w:left="850" w:right="1184" w:firstLine="425"/>
-        <w:jc w:val="both"/>
+      <w:r>
         <w:rPr>
           <w:b/>
           <w:bCs/>
           <w:sz w:val="24"/>
           <w:szCs w:val="24"/>
         </w:rPr>
-      </w:pPr>
-    </w:p>
-    <w:p xmlns:wp14="http://schemas.microsoft.com/office/word/2010/wordml" wp14:textId="77777777">
-      <w:pPr>
-        <w:spacing w:line="240" w:lineRule="auto"/>
-        <w:ind w:right="1184"/>
+      </w:r>
+    </w:p>
+    <w:p>
+      <w:pPr>
+        <w:pStyle w:val="Normal"/>
+        <w:spacing w:lineRule="auto" w:line="240"/>
+        <w:ind w:firstLine="425" w:start="850" w:end="1184"/>
         <w:jc w:val="both"/>
         <w:rPr>
           <w:b/>
@@ -308,117 +348,146 @@
           <w:szCs w:val="24"/>
         </w:rPr>
       </w:pPr>
-    </w:p>
-    <w:p xmlns:wp14="http://schemas.microsoft.com/office/word/2010/wordml" wp14:textId="77777777">
-      <w:pPr>
-        <w:spacing w:before="240" w:line="18" w:lineRule="auto"/>
-        <w:ind w:left="850" w:right="1184" w:firstLine="425"/>
+      <w:r>
+        <w:rPr>
+          <w:b/>
+          <w:bCs/>
+          <w:sz w:val="24"/>
+          <w:szCs w:val="24"/>
+        </w:rPr>
+      </w:r>
+    </w:p>
+    <w:p>
+      <w:pPr>
+        <w:pStyle w:val="Normal"/>
+        <w:spacing w:lineRule="auto" w:line="240"/>
+        <w:ind w:firstLine="425" w:start="850" w:end="1184"/>
+        <w:jc w:val="both"/>
+        <w:rPr>
+          <w:b/>
+          <w:bCs/>
+          <w:sz w:val="24"/>
+          <w:szCs w:val="24"/>
+        </w:rPr>
+      </w:pPr>
+      <w:r>
+        <w:rPr>
+          <w:b/>
+          <w:bCs/>
+          <w:sz w:val="24"/>
+          <w:szCs w:val="24"/>
+        </w:rPr>
+      </w:r>
+    </w:p>
+    <w:p>
+      <w:pPr>
+        <w:pStyle w:val="Normal"/>
+        <w:spacing w:lineRule="auto" w:line="240"/>
+        <w:ind w:end="1184"/>
+        <w:jc w:val="both"/>
+        <w:rPr>
+          <w:b/>
+          <w:bCs/>
+          <w:sz w:val="24"/>
+          <w:szCs w:val="24"/>
+        </w:rPr>
+      </w:pPr>
+      <w:r>
+        <w:rPr>
+          <w:b/>
+          <w:bCs/>
+          <w:sz w:val="24"/>
+          <w:szCs w:val="24"/>
+        </w:rPr>
+      </w:r>
+    </w:p>
+    <w:p>
+      <w:pPr>
+        <w:pStyle w:val="Normal"/>
+        <w:spacing w:lineRule="auto" w:line="19" w:before="240" w:after="0"/>
+        <w:ind w:firstLine="425" w:start="850" w:end="1184"/>
         <w:jc w:val="center"/>
         <w:rPr>
-          <w:b w:val="1"/>
-          <w:bCs w:val="1"/>
+          <w:b/>
+          <w:bCs/>
           <w:lang w:val="en-US"/>
         </w:rPr>
       </w:pPr>
       <w:r>
         <w:rPr>
-          <w:b w:val="1"/>
-          <w:bCs w:val="1"/>
+          <w:b/>
+          <w:bCs/>
           <w:lang w:val="en-US"/>
         </w:rPr>
-        <w:t>{{</w:t>
-      </w:r>
-      <w:r>
-        <w:rPr>
-          <w:b w:val="1"/>
-          <w:bCs w:val="1"/>
+        <w:t>{{assinante_justificativa}}</w:t>
+      </w:r>
+    </w:p>
+    <w:p>
+      <w:pPr>
+        <w:pStyle w:val="Normal"/>
+        <w:spacing w:lineRule="auto" w:line="19" w:before="240" w:after="0"/>
+        <w:ind w:firstLine="425" w:start="850" w:end="1184"/>
+        <w:jc w:val="center"/>
+        <w:rPr/>
+      </w:pPr>
+      <w:r>
+        <w:rPr>
           <w:lang w:val="en-US"/>
         </w:rPr>
-        <w:t>assinante_justificativa</w:t>
-      </w:r>
-      <w:r>
-        <w:rPr>
-          <w:b w:val="1"/>
-          <w:bCs w:val="1"/>
-          <w:lang w:val="en-US"/>
-        </w:rPr>
-        <w:t>}}</w:t>
-      </w:r>
-    </w:p>
-    <w:p xmlns:wp14="http://schemas.microsoft.com/office/word/2010/wordml" wp14:textId="77777777">
-      <w:pPr>
-        <w:spacing w:before="240" w:line="18" w:lineRule="auto"/>
-        <w:ind w:left="850" w:right="1184" w:firstLine="425"/>
+        <w:t>{{cargo_assinante_justificativa}}</w:t>
+      </w:r>
+    </w:p>
+    <w:p>
+      <w:pPr>
+        <w:pStyle w:val="Normal"/>
+        <w:spacing w:lineRule="auto" w:line="240"/>
+        <w:ind w:firstLine="425" w:start="850" w:end="1184"/>
         <w:jc w:val="center"/>
-      </w:pPr>
-      <w:r>
-        <w:rPr>
-          <w:lang w:val="en-US"/>
-        </w:rPr>
-        <w:t>{{</w:t>
-      </w:r>
-      <w:r>
-        <w:rPr>
-          <w:lang w:val="en-US"/>
-        </w:rPr>
-        <w:t>cargo_assinante_justificativa</w:t>
-      </w:r>
-      <w:r>
-        <w:rPr>
-          <w:lang w:val="en-US"/>
-        </w:rPr>
-        <w:t>}}</w:t>
-      </w:r>
-    </w:p>
-    <w:p xmlns:wp14="http://schemas.microsoft.com/office/word/2010/wordml" wp14:textId="77777777">
-      <w:pPr>
-        <w:spacing w:line="240" w:lineRule="auto"/>
-        <w:ind w:left="850" w:right="1184" w:firstLine="425"/>
-        <w:jc w:val="center"/>
-      </w:pPr>
+        <w:rPr/>
+      </w:pPr>
+      <w:r>
+        <w:rPr/>
+      </w:r>
     </w:p>
     <w:sectPr>
-      <w:headerReference w:type="default" r:id="rId6"/>
-      <w:footerReference w:type="default" r:id="rId7"/>
-      <w:pgSz w:w="12240" w:h="15840" w:orient="portrait"/>
-      <w:pgMar w:top="180" w:right="0" w:bottom="1440" w:left="0" w:header="720" w:footer="0" w:gutter="0"/>
-      <w:pgNumType w:start="1"/>
-      <w:cols w:space="720"/>
+      <w:headerReference w:type="even" r:id="rId2"/>
+      <w:headerReference w:type="default" r:id="rId3"/>
+      <w:headerReference w:type="first" r:id="rId4"/>
+      <w:footerReference w:type="even" r:id="rId5"/>
+      <w:footerReference w:type="default" r:id="rId6"/>
+      <w:footerReference w:type="first" r:id="rId7"/>
+      <w:type w:val="nextPage"/>
+      <w:pgSz w:w="12240" w:h="15840"/>
+      <w:pgMar w:left="0" w:right="0" w:gutter="0" w:header="720" w:top="777" w:footer="0" w:bottom="1440"/>
+      <w:pgNumType w:start="1" w:fmt="decimal"/>
+      <w:formProt w:val="false"/>
+      <w:textDirection w:val="lrTb"/>
+      <w:docGrid w:type="default" w:linePitch="100" w:charSpace="0"/>
     </w:sectPr>
   </w:body>
 </w:document>
 </file>
 
-<file path=word/endnotes.xml><?xml version="1.0" encoding="utf-8"?>
-<w:endnotes xmlns:wpc="http://schemas.microsoft.com/office/word/2010/wordprocessingCanvas" xmlns:cx="http://schemas.microsoft.com/office/drawing/2014/chartex" xmlns:cx1="http://schemas.microsoft.com/office/drawing/2015/9/8/chartex" xmlns:cx2="http://schemas.microsoft.com/office/drawing/2015/10/21/chartex" xmlns:cx3="http://schemas.microsoft.com/office/drawing/2016/5/9/chartex" xmlns:cx4="http://schemas.microsoft.com/office/drawing/2016/5/10/chartex" xmlns:cx5="http://schemas.microsoft.com/office/drawing/2016/5/11/chartex" xmlns:cx6="http://schemas.microsoft.com/office/drawing/2016/5/12/chartex" xmlns:cx7="http://schemas.microsoft.com/office/drawing/2016/5/13/chartex" xmlns:cx8="http://schemas.microsoft.com/office/drawing/2016/5/14/chartex" xmlns:mc="http://schemas.openxmlformats.org/markup-compatibility/2006" xmlns:aink="http://schemas.microsoft.com/office/drawing/2016/ink" xmlns:am3d="http://schemas.microsoft.com/office/drawing/2017/model3d" xmlns:o="urn:schemas-microsoft-com:office:office" xmlns:oel="http://schemas.microsoft.com/office/2019/extlst" xmlns:r="http://schemas.openxmlformats.org/officeDocument/2006/relationships" xmlns:m="http://schemas.openxmlformats.org/officeDocument/2006/math" xmlns:v="urn:schemas-microsoft-com:vml" xmlns:wp14="http://schemas.microsoft.com/office/word/2010/wordprocessingDrawing" xmlns:wp="http://schemas.openxmlformats.org/drawingml/2006/wordprocessingDrawing" xmlns:w10="urn:schemas-microsoft-com:office:word" xmlns:w="http://schemas.openxmlformats.org/wordprocessingml/2006/main" xmlns:w14="http://schemas.microsoft.com/office/word/2010/wordml" xmlns:w15="http://schemas.microsoft.com/office/word/2012/wordml" xmlns:w16cex="http://schemas.microsoft.com/office/word/2018/wordml/cex" xmlns:w16cid="http://schemas.microsoft.com/office/word/2016/wordml/cid" xmlns:w16="http://schemas.microsoft.com/office/word/2018/wordml" xmlns:w16du="http://schemas.microsoft.com/office/word/2023/wordml/word16du" xmlns:w16sdtdh="http://schemas.microsoft.com/office/word/2020/wordml/sdtdatahash" xmlns:w16sdtfl="http://schemas.microsoft.com/office/word/2024/wordml/sdtformatlock" xmlns:w16se="http://schemas.microsoft.com/office/word/2015/wordml/symex" xmlns:wpg="http://schemas.microsoft.com/office/word/2010/wordprocessingGroup" xmlns:wpi="http://schemas.microsoft.com/office/word/2010/wordprocessingInk" xmlns:wne="http://schemas.microsoft.com/office/word/2006/wordml" xmlns:wps="http://schemas.microsoft.com/office/word/2010/wordprocessingShape" mc:Ignorable="w14 w15 w16se w16cid w16 w16cex w16sdtdh w16sdtfl w16du wp14">
-  <w:endnote w:type="separator" w:id="-1">
-    <w:p xmlns:wp14="http://schemas.microsoft.com/office/word/2010/wordml" wp14:textId="77777777">
-      <w:pPr>
-        <w:spacing w:line="240" w:lineRule="auto"/>
-      </w:pPr>
-      <w:r>
-        <w:separator/>
-      </w:r>
-    </w:p>
-  </w:endnote>
-  <w:endnote w:type="continuationSeparator" w:id="0">
-    <w:p xmlns:wp14="http://schemas.microsoft.com/office/word/2010/wordml" wp14:textId="77777777">
-      <w:pPr>
-        <w:spacing w:line="240" w:lineRule="auto"/>
-      </w:pPr>
-      <w:r>
-        <w:continuationSeparator/>
-      </w:r>
-    </w:p>
-  </w:endnote>
-</w:endnotes>
+<file path=word/footer1.xml><?xml version="1.0" encoding="utf-8"?>
+<w:ftr xmlns:o="urn:schemas-microsoft-com:office:office" xmlns:r="http://schemas.openxmlformats.org/officeDocument/2006/relationships" xmlns:v="urn:schemas-microsoft-com:vml" xmlns:w="http://schemas.openxmlformats.org/wordprocessingml/2006/main" xmlns:w10="urn:schemas-microsoft-com:office:word" xmlns:wp="http://schemas.openxmlformats.org/drawingml/2006/wordprocessingDrawing" xmlns:pic="http://schemas.openxmlformats.org/drawingml/2006/picture" xmlns:wps="http://schemas.microsoft.com/office/word/2010/wordprocessingShape" xmlns:wpg="http://schemas.microsoft.com/office/word/2010/wordprocessingGroup" xmlns:mc="http://schemas.openxmlformats.org/markup-compatibility/2006" xmlns:wp14="http://schemas.microsoft.com/office/word/2010/wordprocessingDrawing" xmlns:w14="http://schemas.microsoft.com/office/word/2010/wordml" xmlns:w15="http://schemas.microsoft.com/office/word/2012/wordml" mc:Ignorable="w14 wp14 w15">
+  <w:p>
+    <w:pPr>
+      <w:pStyle w:val="Footer"/>
+      <w:rPr/>
+    </w:pPr>
+    <w:r>
+      <w:rPr/>
+    </w:r>
+  </w:p>
+</w:ftr>
 </file>
 
-<file path=word/footer1.xml><?xml version="1.0" encoding="utf-8"?>
-<w:ftr xmlns:wpc="http://schemas.microsoft.com/office/word/2010/wordprocessingCanvas" xmlns:cx="http://schemas.microsoft.com/office/drawing/2014/chartex" xmlns:cx1="http://schemas.microsoft.com/office/drawing/2015/9/8/chartex" xmlns:cx2="http://schemas.microsoft.com/office/drawing/2015/10/21/chartex" xmlns:cx3="http://schemas.microsoft.com/office/drawing/2016/5/9/chartex" xmlns:cx4="http://schemas.microsoft.com/office/drawing/2016/5/10/chartex" xmlns:cx5="http://schemas.microsoft.com/office/drawing/2016/5/11/chartex" xmlns:cx6="http://schemas.microsoft.com/office/drawing/2016/5/12/chartex" xmlns:cx7="http://schemas.microsoft.com/office/drawing/2016/5/13/chartex" xmlns:cx8="http://schemas.microsoft.com/office/drawing/2016/5/14/chartex" xmlns:mc="http://schemas.openxmlformats.org/markup-compatibility/2006" xmlns:aink="http://schemas.microsoft.com/office/drawing/2016/ink" xmlns:am3d="http://schemas.microsoft.com/office/drawing/2017/model3d" xmlns:o="urn:schemas-microsoft-com:office:office" xmlns:oel="http://schemas.microsoft.com/office/2019/extlst" xmlns:r="http://schemas.openxmlformats.org/officeDocument/2006/relationships" xmlns:m="http://schemas.openxmlformats.org/officeDocument/2006/math" xmlns:v="urn:schemas-microsoft-com:vml" xmlns:wp14="http://schemas.microsoft.com/office/word/2010/wordprocessingDrawing" xmlns:wp="http://schemas.openxmlformats.org/drawingml/2006/wordprocessingDrawing" xmlns:w10="urn:schemas-microsoft-com:office:word" xmlns:w="http://schemas.openxmlformats.org/wordprocessingml/2006/main" xmlns:w14="http://schemas.microsoft.com/office/word/2010/wordml" xmlns:w15="http://schemas.microsoft.com/office/word/2012/wordml" xmlns:w16cex="http://schemas.microsoft.com/office/word/2018/wordml/cex" xmlns:w16cid="http://schemas.microsoft.com/office/word/2016/wordml/cid" xmlns:w16="http://schemas.microsoft.com/office/word/2018/wordml" xmlns:w16du="http://schemas.microsoft.com/office/word/2023/wordml/word16du" xmlns:w16sdtdh="http://schemas.microsoft.com/office/word/2020/wordml/sdtdatahash" xmlns:w16sdtfl="http://schemas.microsoft.com/office/word/2024/wordml/sdtformatlock" xmlns:w16se="http://schemas.microsoft.com/office/word/2015/wordml/symex" xmlns:wpg="http://schemas.microsoft.com/office/word/2010/wordprocessingGroup" xmlns:wpi="http://schemas.microsoft.com/office/word/2010/wordprocessingInk" xmlns:wne="http://schemas.microsoft.com/office/word/2006/wordml" xmlns:wps="http://schemas.microsoft.com/office/word/2010/wordprocessingShape" xmlns:a="http://schemas.openxmlformats.org/drawingml/2006/main" xmlns:pic="http://schemas.openxmlformats.org/drawingml/2006/picture" mc:Ignorable="w14 w15 w16se w16cid w16 w16cex w16sdtdh w16sdtfl w16du wp14">
-  <w:p xmlns:wp14="http://schemas.microsoft.com/office/word/2010/wordml" wp14:textId="77777777">
-    <w:pPr>
-      <w:spacing w:line="240" w:lineRule="auto"/>
+<file path=word/footer2.xml><?xml version="1.0" encoding="utf-8"?>
+<w:ftr xmlns:o="urn:schemas-microsoft-com:office:office" xmlns:r="http://schemas.openxmlformats.org/officeDocument/2006/relationships" xmlns:v="urn:schemas-microsoft-com:vml" xmlns:w="http://schemas.openxmlformats.org/wordprocessingml/2006/main" xmlns:w10="urn:schemas-microsoft-com:office:word" xmlns:wp="http://schemas.openxmlformats.org/drawingml/2006/wordprocessingDrawing" xmlns:pic="http://schemas.openxmlformats.org/drawingml/2006/picture" xmlns:wps="http://schemas.microsoft.com/office/word/2010/wordprocessingShape" xmlns:wpg="http://schemas.microsoft.com/office/word/2010/wordprocessingGroup" xmlns:mc="http://schemas.openxmlformats.org/markup-compatibility/2006" xmlns:wp14="http://schemas.microsoft.com/office/word/2010/wordprocessingDrawing" xmlns:w14="http://schemas.microsoft.com/office/word/2010/wordml" xmlns:w15="http://schemas.microsoft.com/office/word/2012/wordml" mc:Ignorable="w14 wp14 w15">
+  <w:p>
+    <w:pPr>
+      <w:pStyle w:val="Normal"/>
+      <w:spacing w:lineRule="auto" w:line="240"/>
       <w:jc w:val="center"/>
       <w:rPr>
         <w:sz w:val="24"/>
@@ -426,32 +495,32 @@
       </w:rPr>
     </w:pPr>
     <w:r>
-      <w:rPr>
-        <w:noProof/>
-        <w:sz w:val="24"/>
-        <w:szCs w:val="24"/>
-      </w:rPr>
+      <w:rPr/>
       <w:drawing>
-        <wp:inline xmlns:wp14="http://schemas.microsoft.com/office/word/2010/wordprocessingDrawing" distT="0" distB="0" distL="0" distR="1270" wp14:anchorId="6ABA2E4E" wp14:editId="7777777">
+        <wp:inline distT="0" distB="0" distL="0" distR="0">
           <wp:extent cx="722630" cy="214630"/>
           <wp:effectExtent l="0" t="0" r="0" b="0"/>
-          <wp:docPr id="2" name="image1.png"/>
-          <wp:cNvGraphicFramePr/>
+          <wp:docPr id="3" name="image1.png"/>
+          <wp:cNvGraphicFramePr>
+            <a:graphicFrameLocks xmlns:a="http://schemas.openxmlformats.org/drawingml/2006/main" noChangeAspect="1"/>
+          </wp:cNvGraphicFramePr>
           <a:graphic xmlns:a="http://schemas.openxmlformats.org/drawingml/2006/main">
             <a:graphicData uri="http://schemas.openxmlformats.org/drawingml/2006/picture">
               <pic:pic xmlns:pic="http://schemas.openxmlformats.org/drawingml/2006/picture">
                 <pic:nvPicPr>
-                  <pic:cNvPr id="0" name="image1.png"/>
-                  <pic:cNvPicPr preferRelativeResize="0"/>
+                  <pic:cNvPr id="3" name="image1.png"/>
+                  <pic:cNvPicPr>
+                    <a:picLocks noChangeAspect="1" noChangeArrowheads="1"/>
+                  </pic:cNvPicPr>
                 </pic:nvPicPr>
                 <pic:blipFill>
                   <a:blip r:embed="rId1"/>
-                  <a:srcRect l="-904" t="-3978" r="-960" b="-3380"/>
+                  <a:srcRect l="-921" t="-3937" r="-957" b="-3357"/>
                   <a:stretch>
                     <a:fillRect/>
                   </a:stretch>
                 </pic:blipFill>
-                <pic:spPr>
+                <pic:spPr bwMode="auto">
                   <a:xfrm>
                     <a:off x="0" y="0"/>
                     <a:ext cx="722630" cy="214630"/>
@@ -459,7 +528,7 @@
                   <a:prstGeom prst="rect">
                     <a:avLst/>
                   </a:prstGeom>
-                  <a:ln/>
+                  <a:noFill/>
                 </pic:spPr>
               </pic:pic>
             </a:graphicData>
@@ -468,134 +537,29 @@
       </w:drawing>
     </w:r>
   </w:p>
-  <w:p xmlns:wp14="http://schemas.microsoft.com/office/word/2010/wordml" wp14:textId="77777777">
-    <w:pPr>
-      <w:spacing w:line="240" w:lineRule="auto"/>
+  <w:p>
+    <w:pPr>
+      <w:pStyle w:val="Normal"/>
+      <w:spacing w:lineRule="auto" w:line="240"/>
       <w:jc w:val="center"/>
       <w:rPr>
         <w:sz w:val="16"/>
         <w:szCs w:val="16"/>
       </w:rPr>
     </w:pPr>
-  </w:p>
-  <w:p xmlns:wp14="http://schemas.microsoft.com/office/word/2010/wordml" wp14:textId="77777777">
-    <w:pPr>
-      <w:widowControl w:val="0"/>
-      <w:spacing w:line="229" w:lineRule="auto"/>
-      <w:ind w:left="-450" w:right="-360"/>
-      <w:jc w:val="center"/>
-      <w:rPr>
-        <w:b w:val="1"/>
-        <w:bCs w:val="1"/>
-        <w:i w:val="1"/>
-        <w:iCs w:val="1"/>
-        <w:sz w:val="14"/>
-        <w:szCs w:val="14"/>
-        <w:lang w:val="en-US"/>
-      </w:rPr>
-    </w:pPr>
-    <w:r>
-      <w:rPr>
-        <w:b w:val="1"/>
-        <w:bCs w:val="1"/>
-        <w:i w:val="1"/>
-        <w:iCs w:val="1"/>
-        <w:sz w:val="14"/>
-        <w:szCs w:val="14"/>
-        <w:lang w:val="en-US"/>
-      </w:rPr>
-      <w:t>{{</w:t>
-    </w:r>
-    <w:r>
-      <w:rPr>
-        <w:b w:val="1"/>
-        <w:bCs w:val="1"/>
-        <w:i w:val="1"/>
-        <w:iCs w:val="1"/>
-        <w:sz w:val="14"/>
-        <w:szCs w:val="14"/>
-        <w:lang w:val="en-US"/>
-      </w:rPr>
-      <w:t>unidade_rodape</w:t>
-    </w:r>
-    <w:r>
-      <w:rPr>
-        <w:b w:val="1"/>
-        <w:bCs w:val="1"/>
-        <w:i w:val="1"/>
-        <w:iCs w:val="1"/>
-        <w:sz w:val="14"/>
-        <w:szCs w:val="14"/>
-        <w:lang w:val="en-US"/>
-      </w:rPr>
-      <w:t>}}- {{</w:t>
-    </w:r>
-    <w:r>
-      <w:rPr>
-        <w:b w:val="1"/>
-        <w:bCs w:val="1"/>
-        <w:i w:val="1"/>
-        <w:iCs w:val="1"/>
-        <w:sz w:val="14"/>
-        <w:szCs w:val="14"/>
-        <w:lang w:val="en-US"/>
-      </w:rPr>
-      <w:t>endereco</w:t>
-    </w:r>
-    <w:r>
-      <w:rPr>
-        <w:b w:val="1"/>
-        <w:bCs w:val="1"/>
-        <w:i w:val="1"/>
-        <w:iCs w:val="1"/>
-        <w:sz w:val="14"/>
-        <w:szCs w:val="14"/>
-        <w:lang w:val="en-US"/>
-      </w:rPr>
-      <w:t>}}  {</w:t>
-    </w:r>
-    <w:r>
-      <w:rPr>
-        <w:b w:val="1"/>
-        <w:bCs w:val="1"/>
-        <w:i w:val="1"/>
-        <w:iCs w:val="1"/>
-        <w:sz w:val="14"/>
-        <w:szCs w:val="14"/>
-        <w:lang w:val="en-US"/>
-      </w:rPr>
-      <w:t>{</w:t>
-    </w:r>
-    <w:r>
-      <w:rPr>
-        <w:b w:val="1"/>
-        <w:bCs w:val="1"/>
-        <w:i w:val="1"/>
-        <w:iCs w:val="1"/>
-        <w:sz w:val="14"/>
-        <w:szCs w:val="14"/>
-        <w:lang w:val="en-US"/>
-      </w:rPr>
-      <w:t>telefone</w:t>
-    </w:r>
-    <w:r>
-      <w:rPr>
-        <w:b w:val="1"/>
-        <w:bCs w:val="1"/>
-        <w:i w:val="1"/>
-        <w:iCs w:val="1"/>
-        <w:sz w:val="14"/>
-        <w:szCs w:val="14"/>
-        <w:lang w:val="en-US"/>
-      </w:rPr>
-      <w:t>}} – {{email}}</w:t>
-    </w:r>
-  </w:p>
-  <w:p xmlns:wp14="http://schemas.microsoft.com/office/word/2010/wordml" wp14:textId="77777777">
-    <w:pPr>
-      <w:widowControl w:val="0"/>
-      <w:spacing w:line="229" w:lineRule="auto"/>
-      <w:ind w:left="-450" w:right="-360"/>
+    <w:r>
+      <w:rPr>
+        <w:sz w:val="16"/>
+        <w:szCs w:val="16"/>
+      </w:rPr>
+    </w:r>
+  </w:p>
+  <w:p>
+    <w:pPr>
+      <w:pStyle w:val="Normal"/>
+      <w:widowControl w:val="false"/>
+      <w:spacing w:lineRule="auto" w:line="230"/>
+      <w:ind w:start="-450" w:end="-360"/>
       <w:jc w:val="center"/>
       <w:rPr>
         <w:b/>
@@ -604,116 +568,153 @@
         <w:iCs/>
         <w:sz w:val="14"/>
         <w:szCs w:val="14"/>
-      </w:rPr>
-    </w:pPr>
-  </w:p>
-  <w:p xmlns:wp14="http://schemas.microsoft.com/office/word/2010/wordml" wp14:textId="77777777">
-    <w:pPr>
-      <w:widowControl w:val="0"/>
-      <w:spacing w:line="229" w:lineRule="auto"/>
-      <w:ind w:left="-450" w:right="-360"/>
-      <w:jc w:val="center"/>
-      <w:rPr>
-        <w:b w:val="1"/>
-        <w:bCs w:val="1"/>
-        <w:i w:val="1"/>
-        <w:iCs w:val="1"/>
+        <w:lang w:val="en-US"/>
+      </w:rPr>
+    </w:pPr>
+    <w:r>
+      <w:rPr>
+        <w:b/>
+        <w:bCs/>
+        <w:i/>
+        <w:iCs/>
         <w:sz w:val="14"/>
         <w:szCs w:val="14"/>
-      </w:rPr>
-    </w:pPr>
-  </w:p>
-  <w:p>
-    <w:pPr>
-      <w:widowControl w:val="0"/>
-      <w:spacing w:line="229" w:lineRule="auto"/>
-      <w:ind w:left="-450" w:right="-360"/>
-      <w:jc w:val="center"/>
-      <w:rPr>
-        <w:b w:val="1"/>
-        <w:bCs w:val="1"/>
-        <w:i w:val="1"/>
-        <w:iCs w:val="1"/>
+        <w:lang w:val="en-US"/>
+      </w:rPr>
+      <w:t>{{unidade_rodape}}</w:t>
+    </w:r>
+  </w:p>
+  <w:p>
+    <w:pPr>
+      <w:pStyle w:val="Normal"/>
+      <w:widowControl w:val="false"/>
+      <w:spacing w:lineRule="auto" w:line="230"/>
+      <w:ind w:start="-450" w:end="-360"/>
+      <w:jc w:val="center"/>
+      <w:rPr>
+        <w:b/>
+        <w:bCs/>
+        <w:i/>
+        <w:iCs/>
         <w:sz w:val="14"/>
         <w:szCs w:val="14"/>
       </w:rPr>
     </w:pPr>
+    <w:r>
+      <w:rPr>
+        <w:b/>
+        <w:bCs/>
+        <w:i/>
+        <w:iCs/>
+        <w:sz w:val="14"/>
+        <w:szCs w:val="14"/>
+      </w:rPr>
+    </w:r>
+  </w:p>
+  <w:p>
+    <w:pPr>
+      <w:pStyle w:val="Normal"/>
+      <w:widowControl w:val="false"/>
+      <w:spacing w:lineRule="auto" w:line="230"/>
+      <w:ind w:start="-450" w:end="-360"/>
+      <w:jc w:val="center"/>
+      <w:rPr>
+        <w:b/>
+        <w:bCs/>
+        <w:i/>
+        <w:iCs/>
+        <w:sz w:val="14"/>
+        <w:szCs w:val="14"/>
+      </w:rPr>
+    </w:pPr>
+    <w:r>
+      <w:rPr>
+        <w:b/>
+        <w:bCs/>
+        <w:i/>
+        <w:iCs/>
+        <w:sz w:val="14"/>
+        <w:szCs w:val="14"/>
+      </w:rPr>
+    </w:r>
+  </w:p>
+  <w:p>
+    <w:pPr>
+      <w:pStyle w:val="Normal"/>
+      <w:widowControl w:val="false"/>
+      <w:spacing w:lineRule="auto" w:line="230"/>
+      <w:ind w:start="-450" w:end="-360"/>
+      <w:jc w:val="center"/>
+      <w:rPr>
+        <w:b/>
+        <w:bCs/>
+        <w:i/>
+        <w:iCs/>
+        <w:sz w:val="14"/>
+        <w:szCs w:val="14"/>
+      </w:rPr>
+    </w:pPr>
+    <w:r>
+      <w:rPr>
+        <w:b/>
+        <w:bCs/>
+        <w:i/>
+        <w:iCs/>
+        <w:sz w:val="14"/>
+        <w:szCs w:val="14"/>
+      </w:rPr>
+    </w:r>
   </w:p>
 </w:ftr>
 </file>
 
-<file path=word/footnotes.xml><?xml version="1.0" encoding="utf-8"?>
-<w:footnotes xmlns:wpc="http://schemas.microsoft.com/office/word/2010/wordprocessingCanvas" xmlns:cx="http://schemas.microsoft.com/office/drawing/2014/chartex" xmlns:cx1="http://schemas.microsoft.com/office/drawing/2015/9/8/chartex" xmlns:cx2="http://schemas.microsoft.com/office/drawing/2015/10/21/chartex" xmlns:cx3="http://schemas.microsoft.com/office/drawing/2016/5/9/chartex" xmlns:cx4="http://schemas.microsoft.com/office/drawing/2016/5/10/chartex" xmlns:cx5="http://schemas.microsoft.com/office/drawing/2016/5/11/chartex" xmlns:cx6="http://schemas.microsoft.com/office/drawing/2016/5/12/chartex" xmlns:cx7="http://schemas.microsoft.com/office/drawing/2016/5/13/chartex" xmlns:cx8="http://schemas.microsoft.com/office/drawing/2016/5/14/chartex" xmlns:mc="http://schemas.openxmlformats.org/markup-compatibility/2006" xmlns:aink="http://schemas.microsoft.com/office/drawing/2016/ink" xmlns:am3d="http://schemas.microsoft.com/office/drawing/2017/model3d" xmlns:o="urn:schemas-microsoft-com:office:office" xmlns:oel="http://schemas.microsoft.com/office/2019/extlst" xmlns:r="http://schemas.openxmlformats.org/officeDocument/2006/relationships" xmlns:m="http://schemas.openxmlformats.org/officeDocument/2006/math" xmlns:v="urn:schemas-microsoft-com:vml" xmlns:wp14="http://schemas.microsoft.com/office/word/2010/wordprocessingDrawing" xmlns:wp="http://schemas.openxmlformats.org/drawingml/2006/wordprocessingDrawing" xmlns:w10="urn:schemas-microsoft-com:office:word" xmlns:w="http://schemas.openxmlformats.org/wordprocessingml/2006/main" xmlns:w14="http://schemas.microsoft.com/office/word/2010/wordml" xmlns:w15="http://schemas.microsoft.com/office/word/2012/wordml" xmlns:w16cex="http://schemas.microsoft.com/office/word/2018/wordml/cex" xmlns:w16cid="http://schemas.microsoft.com/office/word/2016/wordml/cid" xmlns:w16="http://schemas.microsoft.com/office/word/2018/wordml" xmlns:w16du="http://schemas.microsoft.com/office/word/2023/wordml/word16du" xmlns:w16sdtdh="http://schemas.microsoft.com/office/word/2020/wordml/sdtdatahash" xmlns:w16sdtfl="http://schemas.microsoft.com/office/word/2024/wordml/sdtformatlock" xmlns:w16se="http://schemas.microsoft.com/office/word/2015/wordml/symex" xmlns:wpg="http://schemas.microsoft.com/office/word/2010/wordprocessingGroup" xmlns:wpi="http://schemas.microsoft.com/office/word/2010/wordprocessingInk" xmlns:wne="http://schemas.microsoft.com/office/word/2006/wordml" xmlns:wps="http://schemas.microsoft.com/office/word/2010/wordprocessingShape" mc:Ignorable="w14 w15 w16se w16cid w16 w16cex w16sdtdh w16sdtfl w16du wp14">
-  <w:footnote w:type="separator" w:id="-1">
-    <w:p xmlns:wp14="http://schemas.microsoft.com/office/word/2010/wordml" wp14:textId="77777777">
-      <w:pPr>
-        <w:spacing w:line="240" w:lineRule="auto"/>
-      </w:pPr>
-      <w:r>
-        <w:separator/>
-      </w:r>
-    </w:p>
-  </w:footnote>
-  <w:footnote w:type="continuationSeparator" w:id="0">
-    <w:p xmlns:wp14="http://schemas.microsoft.com/office/word/2010/wordml" wp14:textId="77777777">
-      <w:pPr>
-        <w:spacing w:line="240" w:lineRule="auto"/>
-      </w:pPr>
-      <w:r>
-        <w:continuationSeparator/>
-      </w:r>
-    </w:p>
-  </w:footnote>
-</w:footnotes>
-</file>
-
-<file path=word/header1.xml><?xml version="1.0" encoding="utf-8"?>
-<w:hdr xmlns:wpc="http://schemas.microsoft.com/office/word/2010/wordprocessingCanvas" xmlns:cx="http://schemas.microsoft.com/office/drawing/2014/chartex" xmlns:cx1="http://schemas.microsoft.com/office/drawing/2015/9/8/chartex" xmlns:cx2="http://schemas.microsoft.com/office/drawing/2015/10/21/chartex" xmlns:cx3="http://schemas.microsoft.com/office/drawing/2016/5/9/chartex" xmlns:cx4="http://schemas.microsoft.com/office/drawing/2016/5/10/chartex" xmlns:cx5="http://schemas.microsoft.com/office/drawing/2016/5/11/chartex" xmlns:cx6="http://schemas.microsoft.com/office/drawing/2016/5/12/chartex" xmlns:cx7="http://schemas.microsoft.com/office/drawing/2016/5/13/chartex" xmlns:cx8="http://schemas.microsoft.com/office/drawing/2016/5/14/chartex" xmlns:mc="http://schemas.openxmlformats.org/markup-compatibility/2006" xmlns:aink="http://schemas.microsoft.com/office/drawing/2016/ink" xmlns:am3d="http://schemas.microsoft.com/office/drawing/2017/model3d" xmlns:o="urn:schemas-microsoft-com:office:office" xmlns:oel="http://schemas.microsoft.com/office/2019/extlst" xmlns:r="http://schemas.openxmlformats.org/officeDocument/2006/relationships" xmlns:m="http://schemas.openxmlformats.org/officeDocument/2006/math" xmlns:v="urn:schemas-microsoft-com:vml" xmlns:wp14="http://schemas.microsoft.com/office/word/2010/wordprocessingDrawing" xmlns:wp="http://schemas.openxmlformats.org/drawingml/2006/wordprocessingDrawing" xmlns:w10="urn:schemas-microsoft-com:office:word" xmlns:w="http://schemas.openxmlformats.org/wordprocessingml/2006/main" xmlns:w14="http://schemas.microsoft.com/office/word/2010/wordml" xmlns:w15="http://schemas.microsoft.com/office/word/2012/wordml" xmlns:w16cex="http://schemas.microsoft.com/office/word/2018/wordml/cex" xmlns:w16cid="http://schemas.microsoft.com/office/word/2016/wordml/cid" xmlns:w16="http://schemas.microsoft.com/office/word/2018/wordml" xmlns:w16du="http://schemas.microsoft.com/office/word/2023/wordml/word16du" xmlns:w16sdtdh="http://schemas.microsoft.com/office/word/2020/wordml/sdtdatahash" xmlns:w16sdtfl="http://schemas.microsoft.com/office/word/2024/wordml/sdtformatlock" xmlns:w16se="http://schemas.microsoft.com/office/word/2015/wordml/symex" xmlns:wpg="http://schemas.microsoft.com/office/word/2010/wordprocessingGroup" xmlns:wpi="http://schemas.microsoft.com/office/word/2010/wordprocessingInk" xmlns:wne="http://schemas.microsoft.com/office/word/2006/wordml" xmlns:wps="http://schemas.microsoft.com/office/word/2010/wordprocessingShape" xmlns:a="http://schemas.openxmlformats.org/drawingml/2006/main" xmlns:pic="http://schemas.openxmlformats.org/drawingml/2006/picture" xmlns:a14="http://schemas.microsoft.com/office/drawing/2010/main" mc:Ignorable="w14 w15 w16se w16cid w16 w16cex w16sdtdh w16sdtfl w16du wp14">
-  <w:p>
-    <w:pPr>
-      <w:pStyle w:val="Normal"/>
-      <w:widowControl w:val="0"/>
-      <w:spacing w:line="240" w:lineRule="auto"/>
-      <w:ind w:right="4"/>
-      <w:jc w:val="center"/>
-    </w:pPr>
-    <w:r>
+<file path=word/footer3.xml><?xml version="1.0" encoding="utf-8"?>
+<w:ftr xmlns:o="urn:schemas-microsoft-com:office:office" xmlns:r="http://schemas.openxmlformats.org/officeDocument/2006/relationships" xmlns:v="urn:schemas-microsoft-com:vml" xmlns:w="http://schemas.openxmlformats.org/wordprocessingml/2006/main" xmlns:w10="urn:schemas-microsoft-com:office:word" xmlns:wp="http://schemas.openxmlformats.org/drawingml/2006/wordprocessingDrawing" xmlns:pic="http://schemas.openxmlformats.org/drawingml/2006/picture" xmlns:wps="http://schemas.microsoft.com/office/word/2010/wordprocessingShape" xmlns:wpg="http://schemas.microsoft.com/office/word/2010/wordprocessingGroup" xmlns:mc="http://schemas.openxmlformats.org/markup-compatibility/2006" xmlns:wp14="http://schemas.microsoft.com/office/word/2010/wordprocessingDrawing" xmlns:w14="http://schemas.microsoft.com/office/word/2010/wordml" xmlns:w15="http://schemas.microsoft.com/office/word/2012/wordml" mc:Ignorable="w14 wp14 w15">
+  <w:p>
+    <w:pPr>
+      <w:pStyle w:val="Normal"/>
+      <w:spacing w:lineRule="auto" w:line="240"/>
+      <w:jc w:val="center"/>
+      <w:rPr>
+        <w:sz w:val="24"/>
+        <w:szCs w:val="24"/>
+      </w:rPr>
+    </w:pPr>
+    <w:r>
+      <w:rPr/>
       <w:drawing>
-        <wp:inline wp14:editId="3D913AD2" wp14:anchorId="0EDFCD5D">
-          <wp:extent cx="866779" cy="1266825"/>
+        <wp:inline distT="0" distB="0" distL="0" distR="0">
+          <wp:extent cx="722630" cy="214630"/>
           <wp:effectExtent l="0" t="0" r="0" b="0"/>
-          <wp:docPr id="1641896145" name="drawing"/>
+          <wp:docPr id="4" name="image1.png"/>
           <wp:cNvGraphicFramePr>
-            <a:graphicFrameLocks noChangeAspect="1"/>
+            <a:graphicFrameLocks xmlns:a="http://schemas.openxmlformats.org/drawingml/2006/main" noChangeAspect="1"/>
           </wp:cNvGraphicFramePr>
-          <a:graphic>
-            <a:graphicData xmlns:a="http://schemas.openxmlformats.org/drawingml/2006/main" uri="http://schemas.openxmlformats.org/drawingml/2006/picture">
+          <a:graphic xmlns:a="http://schemas.openxmlformats.org/drawingml/2006/main">
+            <a:graphicData uri="http://schemas.openxmlformats.org/drawingml/2006/picture">
               <pic:pic xmlns:pic="http://schemas.openxmlformats.org/drawingml/2006/picture">
                 <pic:nvPicPr>
-                  <pic:cNvPr id="1641896145" name="Picture 1641896145"/>
-                  <pic:cNvPicPr/>
+                  <pic:cNvPr id="4" name="image1.png"/>
+                  <pic:cNvPicPr>
+                    <a:picLocks noChangeAspect="1" noChangeArrowheads="1"/>
+                  </pic:cNvPicPr>
                 </pic:nvPicPr>
                 <pic:blipFill>
-                  <a:blip xmlns:r="http://schemas.openxmlformats.org/officeDocument/2006/relationships" r:embed="rId1434777269">
-                    <a:extLst>
-                      <a:ext uri="{28A0092B-C50C-407E-A947-70E740481C1C}">
-                        <a14:useLocalDpi xmlns:a14="http://schemas.microsoft.com/office/drawing/2010/main"/>
-                      </a:ext>
-                    </a:extLst>
-                  </a:blip>
-                  <a:srcRect l="0" t="0" r="3191" b="0"/>
+                  <a:blip r:embed="rId1"/>
+                  <a:srcRect l="-921" t="-3937" r="-957" b="-3357"/>
                   <a:stretch>
                     <a:fillRect/>
                   </a:stretch>
                 </pic:blipFill>
-                <pic:spPr>
-                  <a:xfrm rot="0">
+                <pic:spPr bwMode="auto">
+                  <a:xfrm>
                     <a:off x="0" y="0"/>
-                    <a:ext cx="866779" cy="1266825"/>
+                    <a:ext cx="722630" cy="214630"/>
                   </a:xfrm>
                   <a:prstGeom prst="rect">
                     <a:avLst/>
                   </a:prstGeom>
+                  <a:noFill/>
                 </pic:spPr>
               </pic:pic>
             </a:graphicData>
@@ -722,11 +723,211 @@
       </w:drawing>
     </w:r>
   </w:p>
-  <w:p xmlns:wp14="http://schemas.microsoft.com/office/word/2010/wordml" wp14:textId="77777777">
-    <w:pPr>
-      <w:widowControl w:val="0"/>
-      <w:spacing w:line="240" w:lineRule="auto"/>
-      <w:ind w:right="4"/>
+  <w:p>
+    <w:pPr>
+      <w:pStyle w:val="Normal"/>
+      <w:spacing w:lineRule="auto" w:line="240"/>
+      <w:jc w:val="center"/>
+      <w:rPr>
+        <w:sz w:val="16"/>
+        <w:szCs w:val="16"/>
+      </w:rPr>
+    </w:pPr>
+    <w:r>
+      <w:rPr>
+        <w:sz w:val="16"/>
+        <w:szCs w:val="16"/>
+      </w:rPr>
+    </w:r>
+  </w:p>
+  <w:p>
+    <w:pPr>
+      <w:pStyle w:val="Normal"/>
+      <w:widowControl w:val="false"/>
+      <w:spacing w:lineRule="auto" w:line="230"/>
+      <w:ind w:start="-450" w:end="-360"/>
+      <w:jc w:val="center"/>
+      <w:rPr>
+        <w:b/>
+        <w:bCs/>
+        <w:i/>
+        <w:iCs/>
+        <w:sz w:val="14"/>
+        <w:szCs w:val="14"/>
+        <w:lang w:val="en-US"/>
+      </w:rPr>
+    </w:pPr>
+    <w:r>
+      <w:rPr>
+        <w:b/>
+        <w:bCs/>
+        <w:i/>
+        <w:iCs/>
+        <w:sz w:val="14"/>
+        <w:szCs w:val="14"/>
+        <w:lang w:val="en-US"/>
+      </w:rPr>
+      <w:t>{{unidade_rodape}}</w:t>
+    </w:r>
+  </w:p>
+  <w:p>
+    <w:pPr>
+      <w:pStyle w:val="Normal"/>
+      <w:widowControl w:val="false"/>
+      <w:spacing w:lineRule="auto" w:line="230"/>
+      <w:ind w:start="-450" w:end="-360"/>
+      <w:jc w:val="center"/>
+      <w:rPr>
+        <w:b/>
+        <w:bCs/>
+        <w:i/>
+        <w:iCs/>
+        <w:sz w:val="14"/>
+        <w:szCs w:val="14"/>
+      </w:rPr>
+    </w:pPr>
+    <w:r>
+      <w:rPr>
+        <w:b/>
+        <w:bCs/>
+        <w:i/>
+        <w:iCs/>
+        <w:sz w:val="14"/>
+        <w:szCs w:val="14"/>
+      </w:rPr>
+    </w:r>
+  </w:p>
+  <w:p>
+    <w:pPr>
+      <w:pStyle w:val="Normal"/>
+      <w:widowControl w:val="false"/>
+      <w:spacing w:lineRule="auto" w:line="230"/>
+      <w:ind w:start="-450" w:end="-360"/>
+      <w:jc w:val="center"/>
+      <w:rPr>
+        <w:b/>
+        <w:bCs/>
+        <w:i/>
+        <w:iCs/>
+        <w:sz w:val="14"/>
+        <w:szCs w:val="14"/>
+      </w:rPr>
+    </w:pPr>
+    <w:r>
+      <w:rPr>
+        <w:b/>
+        <w:bCs/>
+        <w:i/>
+        <w:iCs/>
+        <w:sz w:val="14"/>
+        <w:szCs w:val="14"/>
+      </w:rPr>
+    </w:r>
+  </w:p>
+  <w:p>
+    <w:pPr>
+      <w:pStyle w:val="Normal"/>
+      <w:widowControl w:val="false"/>
+      <w:spacing w:lineRule="auto" w:line="230"/>
+      <w:ind w:start="-450" w:end="-360"/>
+      <w:jc w:val="center"/>
+      <w:rPr>
+        <w:b/>
+        <w:bCs/>
+        <w:i/>
+        <w:iCs/>
+        <w:sz w:val="14"/>
+        <w:szCs w:val="14"/>
+      </w:rPr>
+    </w:pPr>
+    <w:r>
+      <w:rPr>
+        <w:b/>
+        <w:bCs/>
+        <w:i/>
+        <w:iCs/>
+        <w:sz w:val="14"/>
+        <w:szCs w:val="14"/>
+      </w:rPr>
+    </w:r>
+  </w:p>
+</w:ftr>
+</file>
+
+<file path=word/header1.xml><?xml version="1.0" encoding="utf-8"?>
+<w:hdr xmlns:o="urn:schemas-microsoft-com:office:office" xmlns:r="http://schemas.openxmlformats.org/officeDocument/2006/relationships" xmlns:v="urn:schemas-microsoft-com:vml" xmlns:w="http://schemas.openxmlformats.org/wordprocessingml/2006/main" xmlns:w10="urn:schemas-microsoft-com:office:word" xmlns:wp="http://schemas.openxmlformats.org/drawingml/2006/wordprocessingDrawing" xmlns:pic="http://schemas.openxmlformats.org/drawingml/2006/picture" xmlns:wps="http://schemas.microsoft.com/office/word/2010/wordprocessingShape" xmlns:wpg="http://schemas.microsoft.com/office/word/2010/wordprocessingGroup" xmlns:mc="http://schemas.openxmlformats.org/markup-compatibility/2006" xmlns:wp14="http://schemas.microsoft.com/office/word/2010/wordprocessingDrawing" xmlns:w14="http://schemas.microsoft.com/office/word/2010/wordml" xmlns:w15="http://schemas.microsoft.com/office/word/2012/wordml" mc:Ignorable="w14 wp14 w15">
+  <w:p>
+    <w:pPr>
+      <w:pStyle w:val="Header"/>
+      <w:rPr/>
+    </w:pPr>
+    <w:r>
+      <w:rPr/>
+    </w:r>
+  </w:p>
+</w:hdr>
+</file>
+
+<file path=word/header2.xml><?xml version="1.0" encoding="utf-8"?>
+<w:hdr xmlns:o="urn:schemas-microsoft-com:office:office" xmlns:r="http://schemas.openxmlformats.org/officeDocument/2006/relationships" xmlns:v="urn:schemas-microsoft-com:vml" xmlns:w="http://schemas.openxmlformats.org/wordprocessingml/2006/main" xmlns:w10="urn:schemas-microsoft-com:office:word" xmlns:wp="http://schemas.openxmlformats.org/drawingml/2006/wordprocessingDrawing" xmlns:pic="http://schemas.openxmlformats.org/drawingml/2006/picture" xmlns:wps="http://schemas.microsoft.com/office/word/2010/wordprocessingShape" xmlns:wpg="http://schemas.microsoft.com/office/word/2010/wordprocessingGroup" xmlns:mc="http://schemas.openxmlformats.org/markup-compatibility/2006" xmlns:wp14="http://schemas.microsoft.com/office/word/2010/wordprocessingDrawing" xmlns:w14="http://schemas.microsoft.com/office/word/2010/wordml" xmlns:w15="http://schemas.microsoft.com/office/word/2012/wordml" mc:Ignorable="w14 wp14 w15">
+  <w:p>
+    <w:pPr>
+      <w:pStyle w:val="Normal"/>
+      <w:widowControl w:val="false"/>
+      <w:spacing w:lineRule="auto" w:line="240"/>
+      <w:ind w:end="4"/>
+      <w:jc w:val="center"/>
+      <w:rPr/>
+    </w:pPr>
+    <w:r>
+      <w:rPr/>
+      <w:drawing>
+        <wp:inline distT="0" distB="0" distL="0" distR="0">
+          <wp:extent cx="866775" cy="1266825"/>
+          <wp:effectExtent l="0" t="0" r="0" b="0"/>
+          <wp:docPr id="1" name="drawing"/>
+          <wp:cNvGraphicFramePr>
+            <a:graphicFrameLocks xmlns:a="http://schemas.openxmlformats.org/drawingml/2006/main" noChangeAspect="1"/>
+          </wp:cNvGraphicFramePr>
+          <a:graphic xmlns:a="http://schemas.openxmlformats.org/drawingml/2006/main">
+            <a:graphicData uri="http://schemas.openxmlformats.org/drawingml/2006/picture">
+              <pic:pic xmlns:pic="http://schemas.openxmlformats.org/drawingml/2006/picture">
+                <pic:nvPicPr>
+                  <pic:cNvPr id="1" name="drawing"/>
+                  <pic:cNvPicPr>
+                    <a:picLocks noChangeAspect="1" noChangeArrowheads="1"/>
+                  </pic:cNvPicPr>
+                </pic:nvPicPr>
+                <pic:blipFill>
+                  <a:blip r:embed="rId1"/>
+                  <a:srcRect l="0" t="0" r="3191" b="0"/>
+                  <a:stretch>
+                    <a:fillRect/>
+                  </a:stretch>
+                </pic:blipFill>
+                <pic:spPr bwMode="auto">
+                  <a:xfrm>
+                    <a:off x="0" y="0"/>
+                    <a:ext cx="866775" cy="1266825"/>
+                  </a:xfrm>
+                  <a:prstGeom prst="rect">
+                    <a:avLst/>
+                  </a:prstGeom>
+                  <a:noFill/>
+                </pic:spPr>
+              </pic:pic>
+            </a:graphicData>
+          </a:graphic>
+        </wp:inline>
+      </w:drawing>
+    </w:r>
+  </w:p>
+  <w:p>
+    <w:pPr>
+      <w:pStyle w:val="Normal"/>
+      <w:widowControl w:val="false"/>
+      <w:spacing w:lineRule="auto" w:line="240"/>
+      <w:ind w:end="4"/>
       <w:jc w:val="center"/>
       <w:rPr>
         <w:b/>
@@ -745,11 +946,12 @@
       <w:t>SECRETARIA DE ESTADO DA SEGURANÇA PÚBLICA</w:t>
     </w:r>
   </w:p>
-  <w:p xmlns:wp14="http://schemas.microsoft.com/office/word/2010/wordml" wp14:textId="77777777">
-    <w:pPr>
-      <w:widowControl w:val="0"/>
-      <w:spacing w:line="240" w:lineRule="auto"/>
-      <w:ind w:right="4"/>
+  <w:p>
+    <w:pPr>
+      <w:pStyle w:val="Normal"/>
+      <w:widowControl w:val="false"/>
+      <w:spacing w:lineRule="auto" w:line="240"/>
+      <w:ind w:end="4"/>
       <w:jc w:val="center"/>
       <w:rPr>
         <w:b/>
@@ -768,15 +970,16 @@
       <w:t>POLÍCIA CIVIL DO PARANÁ</w:t>
     </w:r>
   </w:p>
-  <w:p xmlns:wp14="http://schemas.microsoft.com/office/word/2010/wordml" wp14:textId="77777777">
-    <w:pPr>
-      <w:widowControl w:val="0"/>
-      <w:spacing w:line="240" w:lineRule="auto"/>
-      <w:ind w:right="4"/>
-      <w:jc w:val="center"/>
-      <w:rPr>
-        <w:b w:val="1"/>
-        <w:bCs w:val="1"/>
+  <w:p>
+    <w:pPr>
+      <w:pStyle w:val="Normal"/>
+      <w:widowControl w:val="false"/>
+      <w:spacing w:lineRule="auto" w:line="240"/>
+      <w:ind w:end="4"/>
+      <w:jc w:val="center"/>
+      <w:rPr>
+        <w:b/>
+        <w:bCs/>
         <w:sz w:val="24"/>
         <w:szCs w:val="24"/>
         <w:lang w:val="en-US"/>
@@ -784,44 +987,156 @@
     </w:pPr>
     <w:r>
       <w:rPr>
-        <w:b w:val="1"/>
-        <w:bCs w:val="1"/>
+        <w:b/>
+        <w:bCs/>
         <w:sz w:val="24"/>
         <w:szCs w:val="24"/>
         <w:lang w:val="en-US"/>
       </w:rPr>
-      <w:t>{{</w:t>
-    </w:r>
-    <w:r>
-      <w:rPr>
-        <w:b w:val="1"/>
-        <w:bCs w:val="1"/>
+      <w:t>{{divisao}}</w:t>
+    </w:r>
+  </w:p>
+  <w:p>
+    <w:pPr>
+      <w:pStyle w:val="Normal"/>
+      <w:widowControl w:val="false"/>
+      <w:spacing w:lineRule="auto" w:line="240"/>
+      <w:ind w:end="4"/>
+      <w:jc w:val="center"/>
+      <w:rPr>
+        <w:b/>
+        <w:bCs/>
         <w:sz w:val="24"/>
         <w:szCs w:val="24"/>
         <w:lang w:val="en-US"/>
       </w:rPr>
-      <w:t>divisao</w:t>
-    </w:r>
-    <w:r>
-      <w:rPr>
-        <w:b w:val="1"/>
-        <w:bCs w:val="1"/>
+    </w:pPr>
+    <w:r>
+      <w:rPr>
+        <w:b/>
+        <w:bCs/>
         <w:sz w:val="24"/>
         <w:szCs w:val="24"/>
         <w:lang w:val="en-US"/>
       </w:rPr>
-      <w:t>}}</w:t>
-    </w:r>
-  </w:p>
-  <w:p xmlns:wp14="http://schemas.microsoft.com/office/word/2010/wordml" wp14:textId="77777777">
-    <w:pPr>
-      <w:widowControl w:val="0"/>
-      <w:spacing w:line="240" w:lineRule="auto"/>
-      <w:ind w:right="4"/>
-      <w:jc w:val="center"/>
-      <w:rPr>
-        <w:b w:val="1"/>
-        <w:bCs w:val="1"/>
+      <w:t>{{unidade}}</w:t>
+    </w:r>
+  </w:p>
+</w:hdr>
+</file>
+
+<file path=word/header3.xml><?xml version="1.0" encoding="utf-8"?>
+<w:hdr xmlns:o="urn:schemas-microsoft-com:office:office" xmlns:r="http://schemas.openxmlformats.org/officeDocument/2006/relationships" xmlns:v="urn:schemas-microsoft-com:vml" xmlns:w="http://schemas.openxmlformats.org/wordprocessingml/2006/main" xmlns:w10="urn:schemas-microsoft-com:office:word" xmlns:wp="http://schemas.openxmlformats.org/drawingml/2006/wordprocessingDrawing" xmlns:pic="http://schemas.openxmlformats.org/drawingml/2006/picture" xmlns:wps="http://schemas.microsoft.com/office/word/2010/wordprocessingShape" xmlns:wpg="http://schemas.microsoft.com/office/word/2010/wordprocessingGroup" xmlns:mc="http://schemas.openxmlformats.org/markup-compatibility/2006" xmlns:wp14="http://schemas.microsoft.com/office/word/2010/wordprocessingDrawing" xmlns:w14="http://schemas.microsoft.com/office/word/2010/wordml" xmlns:w15="http://schemas.microsoft.com/office/word/2012/wordml" mc:Ignorable="w14 wp14 w15">
+  <w:p>
+    <w:pPr>
+      <w:pStyle w:val="Normal"/>
+      <w:widowControl w:val="false"/>
+      <w:spacing w:lineRule="auto" w:line="240"/>
+      <w:ind w:end="4"/>
+      <w:jc w:val="center"/>
+      <w:rPr/>
+    </w:pPr>
+    <w:r>
+      <w:rPr/>
+      <w:drawing>
+        <wp:inline distT="0" distB="0" distL="0" distR="0">
+          <wp:extent cx="866775" cy="1266825"/>
+          <wp:effectExtent l="0" t="0" r="0" b="0"/>
+          <wp:docPr id="2" name="drawing"/>
+          <wp:cNvGraphicFramePr>
+            <a:graphicFrameLocks xmlns:a="http://schemas.openxmlformats.org/drawingml/2006/main" noChangeAspect="1"/>
+          </wp:cNvGraphicFramePr>
+          <a:graphic xmlns:a="http://schemas.openxmlformats.org/drawingml/2006/main">
+            <a:graphicData uri="http://schemas.openxmlformats.org/drawingml/2006/picture">
+              <pic:pic xmlns:pic="http://schemas.openxmlformats.org/drawingml/2006/picture">
+                <pic:nvPicPr>
+                  <pic:cNvPr id="2" name="drawing"/>
+                  <pic:cNvPicPr>
+                    <a:picLocks noChangeAspect="1" noChangeArrowheads="1"/>
+                  </pic:cNvPicPr>
+                </pic:nvPicPr>
+                <pic:blipFill>
+                  <a:blip r:embed="rId1"/>
+                  <a:srcRect l="0" t="0" r="3191" b="0"/>
+                  <a:stretch>
+                    <a:fillRect/>
+                  </a:stretch>
+                </pic:blipFill>
+                <pic:spPr bwMode="auto">
+                  <a:xfrm>
+                    <a:off x="0" y="0"/>
+                    <a:ext cx="866775" cy="1266825"/>
+                  </a:xfrm>
+                  <a:prstGeom prst="rect">
+                    <a:avLst/>
+                  </a:prstGeom>
+                  <a:noFill/>
+                </pic:spPr>
+              </pic:pic>
+            </a:graphicData>
+          </a:graphic>
+        </wp:inline>
+      </w:drawing>
+    </w:r>
+  </w:p>
+  <w:p>
+    <w:pPr>
+      <w:pStyle w:val="Normal"/>
+      <w:widowControl w:val="false"/>
+      <w:spacing w:lineRule="auto" w:line="240"/>
+      <w:ind w:end="4"/>
+      <w:jc w:val="center"/>
+      <w:rPr>
+        <w:b/>
+        <w:bCs/>
+        <w:sz w:val="24"/>
+        <w:szCs w:val="24"/>
+      </w:rPr>
+    </w:pPr>
+    <w:r>
+      <w:rPr>
+        <w:b/>
+        <w:bCs/>
+        <w:sz w:val="24"/>
+        <w:szCs w:val="24"/>
+      </w:rPr>
+      <w:t>SECRETARIA DE ESTADO DA SEGURANÇA PÚBLICA</w:t>
+    </w:r>
+  </w:p>
+  <w:p>
+    <w:pPr>
+      <w:pStyle w:val="Normal"/>
+      <w:widowControl w:val="false"/>
+      <w:spacing w:lineRule="auto" w:line="240"/>
+      <w:ind w:end="4"/>
+      <w:jc w:val="center"/>
+      <w:rPr>
+        <w:b/>
+        <w:bCs/>
+        <w:sz w:val="24"/>
+        <w:szCs w:val="24"/>
+      </w:rPr>
+    </w:pPr>
+    <w:r>
+      <w:rPr>
+        <w:b/>
+        <w:bCs/>
+        <w:sz w:val="24"/>
+        <w:szCs w:val="24"/>
+      </w:rPr>
+      <w:t>POLÍCIA CIVIL DO PARANÁ</w:t>
+    </w:r>
+  </w:p>
+  <w:p>
+    <w:pPr>
+      <w:pStyle w:val="Normal"/>
+      <w:widowControl w:val="false"/>
+      <w:spacing w:lineRule="auto" w:line="240"/>
+      <w:ind w:end="4"/>
+      <w:jc w:val="center"/>
+      <w:rPr>
+        <w:b/>
+        <w:bCs/>
         <w:sz w:val="24"/>
         <w:szCs w:val="24"/>
         <w:lang w:val="en-US"/>
@@ -829,52 +1144,58 @@
     </w:pPr>
     <w:r>
       <w:rPr>
-        <w:b w:val="1"/>
-        <w:bCs w:val="1"/>
+        <w:b/>
+        <w:bCs/>
         <w:sz w:val="24"/>
         <w:szCs w:val="24"/>
         <w:lang w:val="en-US"/>
       </w:rPr>
-      <w:t>{{</w:t>
-    </w:r>
-    <w:r>
-      <w:rPr>
-        <w:b w:val="1"/>
-        <w:bCs w:val="1"/>
+      <w:t>{{divisao}}</w:t>
+    </w:r>
+  </w:p>
+  <w:p>
+    <w:pPr>
+      <w:pStyle w:val="Normal"/>
+      <w:widowControl w:val="false"/>
+      <w:spacing w:lineRule="auto" w:line="240"/>
+      <w:ind w:end="4"/>
+      <w:jc w:val="center"/>
+      <w:rPr>
+        <w:b/>
+        <w:bCs/>
         <w:sz w:val="24"/>
         <w:szCs w:val="24"/>
         <w:lang w:val="en-US"/>
       </w:rPr>
-      <w:t>unidade</w:t>
-    </w:r>
-    <w:r>
-      <w:rPr>
-        <w:b w:val="1"/>
-        <w:bCs w:val="1"/>
+    </w:pPr>
+    <w:r>
+      <w:rPr>
+        <w:b/>
+        <w:bCs/>
         <w:sz w:val="24"/>
         <w:szCs w:val="24"/>
         <w:lang w:val="en-US"/>
       </w:rPr>
-      <w:t>}}</w:t>
+      <w:t>{{unidade}}</w:t>
     </w:r>
   </w:p>
 </w:hdr>
 </file>
 
 <file path=word/styles.xml><?xml version="1.0" encoding="utf-8"?>
-<w:styles xmlns:wp14="http://schemas.microsoft.com/office/word/2010/wordprocessingDrawing" xmlns:mc="http://schemas.openxmlformats.org/markup-compatibility/2006" xmlns:r="http://schemas.openxmlformats.org/officeDocument/2006/relationships" xmlns:w="http://schemas.openxmlformats.org/wordprocessingml/2006/main" xmlns:w14="http://schemas.microsoft.com/office/word/2010/wordml" xmlns:w15="http://schemas.microsoft.com/office/word/2012/wordml" xmlns:w16cex="http://schemas.microsoft.com/office/word/2018/wordml/cex" xmlns:w16cid="http://schemas.microsoft.com/office/word/2016/wordml/cid" xmlns:w16="http://schemas.microsoft.com/office/word/2018/wordml" xmlns:w16du="http://schemas.microsoft.com/office/word/2023/wordml/word16du" xmlns:w16sdtdh="http://schemas.microsoft.com/office/word/2020/wordml/sdtdatahash" xmlns:w16sdtfl="http://schemas.microsoft.com/office/word/2024/wordml/sdtformatlock" xmlns:w16se="http://schemas.microsoft.com/office/word/2015/wordml/symex" mc:Ignorable="w14 w15 w16se w16cid w16 w16cex w16sdtdh w16sdtfl w16du wp14">
+<w:styles xmlns:w="http://schemas.openxmlformats.org/wordprocessingml/2006/main" xmlns:w14="http://schemas.microsoft.com/office/word/2010/wordml" xmlns:mc="http://schemas.openxmlformats.org/markup-compatibility/2006" mc:Ignorable="w14">
   <w:docDefaults>
     <w:rPrDefault>
       <w:rPr>
         <w:rFonts w:ascii="Arial" w:hAnsi="Arial" w:eastAsia="Arial" w:cs="Arial"/>
         <w:sz w:val="22"/>
         <w:szCs w:val="22"/>
-        <w:lang w:val="en" w:eastAsia="ja-JP" w:bidi="ar-SA"/>
+        <w:lang w:val="en-US" w:eastAsia="ja-JP" w:bidi="ar-SA"/>
       </w:rPr>
     </w:rPrDefault>
     <w:pPrDefault>
       <w:pPr>
-        <w:spacing w:line="276" w:lineRule="auto"/>
+        <w:suppressAutoHyphens w:val="true"/>
       </w:pPr>
     </w:pPrDefault>
   </w:docDefaults>
@@ -1259,15 +1580,29 @@
   <w:style w:type="paragraph" w:styleId="Normal" w:default="1">
     <w:name w:val="Normal"/>
     <w:qFormat/>
+    <w:pPr>
+      <w:widowControl/>
+      <w:bidi w:val="0"/>
+      <w:spacing w:lineRule="auto" w:line="276" w:before="0" w:after="0"/>
+      <w:jc w:val="start"/>
+    </w:pPr>
+    <w:rPr>
+      <w:rFonts w:ascii="Arial" w:hAnsi="Arial" w:eastAsia="Arial" w:cs="Arial"/>
+      <w:color w:val="auto"/>
+      <w:kern w:val="0"/>
+      <w:sz w:val="22"/>
+      <w:szCs w:val="22"/>
+      <w:lang w:val="en-US" w:eastAsia="ja-JP" w:bidi="ar-SA"/>
+    </w:rPr>
   </w:style>
-  <w:style w:type="paragraph" w:styleId="Ttulo1">
+  <w:style w:type="paragraph" w:styleId="Heading1">
     <w:name w:val="heading 1"/>
     <w:basedOn w:val="Normal"/>
     <w:next w:val="Normal"/>
     <w:uiPriority w:val="9"/>
     <w:qFormat/>
     <w:pPr>
-      <w:keepNext/>
+      <w:keepNext w:val="true"/>
       <w:keepLines/>
       <w:spacing w:before="400" w:after="120"/>
       <w:outlineLvl w:val="0"/>
@@ -1277,7 +1612,7 @@
       <w:szCs w:val="40"/>
     </w:rPr>
   </w:style>
-  <w:style w:type="paragraph" w:styleId="Ttulo2">
+  <w:style w:type="paragraph" w:styleId="Heading2">
     <w:name w:val="heading 2"/>
     <w:basedOn w:val="Normal"/>
     <w:next w:val="Normal"/>
@@ -1286,7 +1621,7 @@
     <w:unhideWhenUsed/>
     <w:qFormat/>
     <w:pPr>
-      <w:keepNext/>
+      <w:keepNext w:val="true"/>
       <w:keepLines/>
       <w:spacing w:before="360" w:after="120"/>
       <w:outlineLvl w:val="1"/>
@@ -1296,7 +1631,7 @@
       <w:szCs w:val="32"/>
     </w:rPr>
   </w:style>
-  <w:style w:type="paragraph" w:styleId="Ttulo3">
+  <w:style w:type="paragraph" w:styleId="Heading3">
     <w:name w:val="heading 3"/>
     <w:basedOn w:val="Normal"/>
     <w:next w:val="Normal"/>
@@ -1305,7 +1640,7 @@
     <w:unhideWhenUsed/>
     <w:qFormat/>
     <w:pPr>
-      <w:keepNext/>
+      <w:keepNext w:val="true"/>
       <w:keepLines/>
       <w:spacing w:before="320" w:after="80"/>
       <w:outlineLvl w:val="2"/>
@@ -1316,7 +1651,7 @@
       <w:szCs w:val="28"/>
     </w:rPr>
   </w:style>
-  <w:style w:type="paragraph" w:styleId="Ttulo4">
+  <w:style w:type="paragraph" w:styleId="Heading4">
     <w:name w:val="heading 4"/>
     <w:basedOn w:val="Normal"/>
     <w:next w:val="Normal"/>
@@ -1325,7 +1660,7 @@
     <w:unhideWhenUsed/>
     <w:qFormat/>
     <w:pPr>
-      <w:keepNext/>
+      <w:keepNext w:val="true"/>
       <w:keepLines/>
       <w:spacing w:before="280" w:after="80"/>
       <w:outlineLvl w:val="3"/>
@@ -1336,7 +1671,7 @@
       <w:szCs w:val="24"/>
     </w:rPr>
   </w:style>
-  <w:style w:type="paragraph" w:styleId="Ttulo5">
+  <w:style w:type="paragraph" w:styleId="Heading5">
     <w:name w:val="heading 5"/>
     <w:basedOn w:val="Normal"/>
     <w:next w:val="Normal"/>
@@ -1345,7 +1680,7 @@
     <w:unhideWhenUsed/>
     <w:qFormat/>
     <w:pPr>
-      <w:keepNext/>
+      <w:keepNext w:val="true"/>
       <w:keepLines/>
       <w:spacing w:before="240" w:after="80"/>
       <w:outlineLvl w:val="4"/>
@@ -1354,7 +1689,7 @@
       <w:color w:val="666666"/>
     </w:rPr>
   </w:style>
-  <w:style w:type="paragraph" w:styleId="Ttulo6">
+  <w:style w:type="paragraph" w:styleId="Heading6">
     <w:name w:val="heading 6"/>
     <w:basedOn w:val="Normal"/>
     <w:next w:val="Normal"/>
@@ -1363,7 +1698,7 @@
     <w:unhideWhenUsed/>
     <w:qFormat/>
     <w:pPr>
-      <w:keepNext/>
+      <w:keepNext w:val="true"/>
       <w:keepLines/>
       <w:spacing w:before="240" w:after="80"/>
       <w:outlineLvl w:val="5"/>
@@ -1374,19 +1709,137 @@
       <w:color w:val="666666"/>
     </w:rPr>
   </w:style>
-  <w:style w:type="character" w:styleId="Fontepargpadro" w:default="1">
+  <w:style w:type="character" w:styleId="DefaultParagraphFont" w:default="1">
     <w:name w:val="Default Paragraph Font"/>
     <w:uiPriority w:val="1"/>
     <w:semiHidden/>
     <w:unhideWhenUsed/>
+    <w:qFormat/>
+    <w:rPr/>
   </w:style>
-  <w:style w:type="table" w:styleId="Tabelanormal" w:default="1">
+  <w:style w:type="paragraph" w:styleId="Ttulo">
+    <w:name w:val="Título"/>
+    <w:basedOn w:val="Normal"/>
+    <w:next w:val="BodyText"/>
+    <w:qFormat/>
+    <w:pPr>
+      <w:keepNext w:val="true"/>
+      <w:spacing w:before="240" w:after="120"/>
+    </w:pPr>
+    <w:rPr>
+      <w:rFonts w:ascii="Liberation Sans" w:hAnsi="Liberation Sans" w:eastAsia="Microsoft YaHei" w:cs="Lucida Sans"/>
+      <w:sz w:val="28"/>
+      <w:szCs w:val="28"/>
+    </w:rPr>
+  </w:style>
+  <w:style w:type="paragraph" w:styleId="BodyText">
+    <w:name w:val="Body Text"/>
+    <w:basedOn w:val="Normal"/>
+    <w:pPr>
+      <w:spacing w:lineRule="auto" w:line="276" w:before="0" w:after="140"/>
+    </w:pPr>
+    <w:rPr/>
+  </w:style>
+  <w:style w:type="paragraph" w:styleId="List">
+    <w:name w:val="List"/>
+    <w:basedOn w:val="BodyText"/>
+    <w:pPr/>
+    <w:rPr>
+      <w:rFonts w:cs="Lucida Sans"/>
+    </w:rPr>
+  </w:style>
+  <w:style w:type="paragraph" w:styleId="Caption">
+    <w:name w:val="caption"/>
+    <w:basedOn w:val="Normal"/>
+    <w:qFormat/>
+    <w:pPr>
+      <w:suppressLineNumbers/>
+      <w:spacing w:before="120" w:after="120"/>
+    </w:pPr>
+    <w:rPr>
+      <w:rFonts w:cs="Lucida Sans"/>
+      <w:i/>
+      <w:iCs/>
+      <w:sz w:val="24"/>
+      <w:szCs w:val="24"/>
+    </w:rPr>
+  </w:style>
+  <w:style w:type="paragraph" w:styleId="ndice">
+    <w:name w:val="Índice"/>
+    <w:basedOn w:val="Normal"/>
+    <w:qFormat/>
+    <w:pPr>
+      <w:suppressLineNumbers/>
+    </w:pPr>
+    <w:rPr>
+      <w:rFonts w:cs="Lucida Sans"/>
+    </w:rPr>
+  </w:style>
+  <w:style w:type="paragraph" w:styleId="Title">
+    <w:name w:val="Title"/>
+    <w:basedOn w:val="Normal"/>
+    <w:next w:val="Normal"/>
+    <w:uiPriority w:val="10"/>
+    <w:qFormat/>
+    <w:pPr>
+      <w:keepNext w:val="true"/>
+      <w:keepLines/>
+      <w:spacing w:before="0" w:after="60"/>
+    </w:pPr>
+    <w:rPr>
+      <w:sz w:val="52"/>
+      <w:szCs w:val="52"/>
+    </w:rPr>
+  </w:style>
+  <w:style w:type="paragraph" w:styleId="Subtitle">
+    <w:name w:val="Subtitle"/>
+    <w:basedOn w:val="Normal"/>
+    <w:next w:val="Normal"/>
+    <w:uiPriority w:val="11"/>
+    <w:qFormat/>
+    <w:pPr>
+      <w:keepNext w:val="true"/>
+      <w:keepLines/>
+      <w:spacing w:before="0" w:after="320"/>
+    </w:pPr>
+    <w:rPr>
+      <w:color w:val="666666"/>
+      <w:sz w:val="30"/>
+      <w:szCs w:val="30"/>
+    </w:rPr>
+  </w:style>
+  <w:style w:type="paragraph" w:styleId="Cabealhoerodap">
+    <w:name w:val="Cabeçalho e rodapé"/>
+    <w:basedOn w:val="Normal"/>
+    <w:qFormat/>
+    <w:pPr/>
+    <w:rPr/>
+  </w:style>
+  <w:style w:type="paragraph" w:styleId="Header">
+    <w:name w:val="header"/>
+    <w:basedOn w:val="Cabealhoerodap"/>
+    <w:pPr/>
+    <w:rPr/>
+  </w:style>
+  <w:style w:type="paragraph" w:styleId="Footer">
+    <w:name w:val="footer"/>
+    <w:basedOn w:val="Cabealhoerodap"/>
+    <w:pPr/>
+    <w:rPr/>
+  </w:style>
+  <w:style w:type="numbering" w:styleId="Semlista" w:default="1">
+    <w:name w:val="Sem lista"/>
+    <w:uiPriority w:val="99"/>
+    <w:semiHidden/>
+    <w:unhideWhenUsed/>
+    <w:qFormat/>
+  </w:style>
+  <w:style w:type="table" w:default="1" w:styleId="Tabelanormal">
     <w:name w:val="Normal Table"/>
     <w:uiPriority w:val="99"/>
     <w:semiHidden/>
     <w:unhideWhenUsed/>
     <w:tblPr>
-      <w:tblInd w:w="0" w:type="dxa"/>
       <w:tblCellMar>
         <w:top w:w="0" w:type="dxa"/>
         <w:left w:w="108" w:type="dxa"/>
@@ -1395,13 +1848,7 @@
       </w:tblCellMar>
     </w:tblPr>
   </w:style>
-  <w:style w:type="numbering" w:styleId="Semlista" w:default="1">
-    <w:name w:val="No List"/>
-    <w:uiPriority w:val="99"/>
-    <w:semiHidden/>
-    <w:unhideWhenUsed/>
-  </w:style>
-  <w:style w:type="table" w:styleId="TableNormal" w:customStyle="1">
+  <w:style w:type="table" w:customStyle="1" w:styleId="TableNormal">
     <w:name w:val="TableNormal"/>
     <w:tblPr>
       <w:tblCellMar>
@@ -1412,51 +1859,18 @@
       </w:tblCellMar>
     </w:tblPr>
   </w:style>
-  <w:style w:type="paragraph" w:styleId="Ttulo">
-    <w:name w:val="Title"/>
-    <w:basedOn w:val="Normal"/>
-    <w:next w:val="Normal"/>
-    <w:uiPriority w:val="10"/>
-    <w:qFormat/>
-    <w:pPr>
-      <w:keepNext/>
-      <w:keepLines/>
-      <w:spacing w:after="60"/>
-    </w:pPr>
-    <w:rPr>
-      <w:sz w:val="52"/>
-      <w:szCs w:val="52"/>
-    </w:rPr>
-  </w:style>
-  <w:style w:type="paragraph" w:styleId="Subttulo">
-    <w:name w:val="Subtitle"/>
-    <w:basedOn w:val="Normal"/>
-    <w:next w:val="Normal"/>
-    <w:uiPriority w:val="11"/>
-    <w:qFormat/>
-    <w:pPr>
-      <w:keepNext/>
-      <w:keepLines/>
-      <w:spacing w:after="320"/>
-    </w:pPr>
-    <w:rPr>
-      <w:color w:val="666666"/>
-      <w:sz w:val="30"/>
-      <w:szCs w:val="30"/>
-    </w:rPr>
-  </w:style>
 </w:styles>
 </file>
 
 <file path=word/theme/theme1.xml><?xml version="1.0" encoding="utf-8"?>
-<a:theme xmlns:a="http://schemas.openxmlformats.org/drawingml/2006/main" name="Office Theme">
+<a:theme xmlns:a="http://schemas.openxmlformats.org/drawingml/2006/main" xmlns:r="http://schemas.openxmlformats.org/officeDocument/2006/relationships" name="Office Theme">
   <a:themeElements>
     <a:clrScheme name="Office">
       <a:dk1>
-        <a:sysClr val="windowText" lastClr="000000"/>
+        <a:srgbClr val="000000"/>
       </a:dk1>
       <a:lt1>
-        <a:sysClr val="window" lastClr="FFFFFF"/>
+        <a:srgbClr val="FFFFFF"/>
       </a:lt1>
       <a:dk2>
         <a:srgbClr val="1F497D"/>
@@ -1491,279 +1905,131 @@
     </a:clrScheme>
     <a:fontScheme name="Office">
       <a:majorFont>
-        <a:latin typeface="Calibri"/>
+        <a:latin typeface="Calibri" pitchFamily="0" charset="1"/>
         <a:ea typeface=""/>
         <a:cs typeface=""/>
-        <a:font script="Jpan" typeface="ＭＳ ゴシック"/>
-        <a:font script="Hang" typeface="맑은 고딕"/>
-        <a:font script="Hans" typeface="宋体"/>
-        <a:font script="Hant" typeface="新細明體"/>
-        <a:font script="Arab" typeface="Times New Roman"/>
-        <a:font script="Hebr" typeface="Times New Roman"/>
-        <a:font script="Thai" typeface="Angsana New"/>
-        <a:font script="Ethi" typeface="Nyala"/>
-        <a:font script="Beng" typeface="Vrinda"/>
-        <a:font script="Gujr" typeface="Shruti"/>
-        <a:font script="Khmr" typeface="MoolBoran"/>
-        <a:font script="Knda" typeface="Tunga"/>
-        <a:font script="Guru" typeface="Raavi"/>
-        <a:font script="Cans" typeface="Euphemia"/>
-        <a:font script="Cher" typeface="Plantagenet Cherokee"/>
-        <a:font script="Yiii" typeface="Microsoft Yi Baiti"/>
-        <a:font script="Tibt" typeface="Microsoft Himalaya"/>
-        <a:font script="Thaa" typeface="MV Boli"/>
-        <a:font script="Deva" typeface="Mangal"/>
-        <a:font script="Telu" typeface="Gautami"/>
-        <a:font script="Taml" typeface="Latha"/>
-        <a:font script="Syrc" typeface="Estrangelo Edessa"/>
-        <a:font script="Orya" typeface="Kalinga"/>
-        <a:font script="Mlym" typeface="Kartika"/>
-        <a:font script="Laoo" typeface="DokChampa"/>
-        <a:font script="Sinh" typeface="Iskoola Pota"/>
-        <a:font script="Mong" typeface="Mongolian Baiti"/>
-        <a:font script="Viet" typeface="Times New Roman"/>
-        <a:font script="Uigh" typeface="Microsoft Uighur"/>
-        <a:font script="Geor" typeface="Sylfaen"/>
       </a:majorFont>
       <a:minorFont>
-        <a:latin typeface="Cambria"/>
+        <a:latin typeface="Cambria" pitchFamily="0" charset="1"/>
         <a:ea typeface=""/>
         <a:cs typeface=""/>
-        <a:font script="Jpan" typeface="ＭＳ 明朝"/>
-        <a:font script="Hang" typeface="맑은 고딕"/>
-        <a:font script="Hans" typeface="宋体"/>
-        <a:font script="Hant" typeface="新細明體"/>
-        <a:font script="Arab" typeface="Arial"/>
-        <a:font script="Hebr" typeface="Arial"/>
-        <a:font script="Thai" typeface="Cordia New"/>
-        <a:font script="Ethi" typeface="Nyala"/>
-        <a:font script="Beng" typeface="Vrinda"/>
-        <a:font script="Gujr" typeface="Shruti"/>
-        <a:font script="Khmr" typeface="DaunPenh"/>
-        <a:font script="Knda" typeface="Tunga"/>
-        <a:font script="Guru" typeface="Raavi"/>
-        <a:font script="Cans" typeface="Euphemia"/>
-        <a:font script="Cher" typeface="Plantagenet Cherokee"/>
-        <a:font script="Yiii" typeface="Microsoft Yi Baiti"/>
-        <a:font script="Tibt" typeface="Microsoft Himalaya"/>
-        <a:font script="Thaa" typeface="MV Boli"/>
-        <a:font script="Deva" typeface="Mangal"/>
-        <a:font script="Telu" typeface="Gautami"/>
-        <a:font script="Taml" typeface="Latha"/>
-        <a:font script="Syrc" typeface="Estrangelo Edessa"/>
-        <a:font script="Orya" typeface="Kalinga"/>
-        <a:font script="Mlym" typeface="Kartika"/>
-        <a:font script="Laoo" typeface="DokChampa"/>
-        <a:font script="Sinh" typeface="Iskoola Pota"/>
-        <a:font script="Mong" typeface="Mongolian Baiti"/>
-        <a:font script="Viet" typeface="Arial"/>
-        <a:font script="Uigh" typeface="Microsoft Uighur"/>
-        <a:font script="Geor" typeface="Sylfaen"/>
       </a:minorFont>
     </a:fontScheme>
-    <a:fmtScheme name="Office">
+    <a:fmtScheme>
       <a:fillStyleLst>
         <a:solidFill>
           <a:schemeClr val="phClr"/>
         </a:solidFill>
-        <a:gradFill rotWithShape="1">
+        <a:gradFill>
           <a:gsLst>
             <a:gs pos="0">
               <a:schemeClr val="phClr">
                 <a:tint val="50000"/>
-                <a:satMod val="300000"/>
               </a:schemeClr>
             </a:gs>
             <a:gs pos="35000">
               <a:schemeClr val="phClr">
                 <a:tint val="37000"/>
-                <a:satMod val="300000"/>
               </a:schemeClr>
             </a:gs>
             <a:gs pos="100000">
               <a:schemeClr val="phClr">
                 <a:tint val="15000"/>
-                <a:satMod val="350000"/>
               </a:schemeClr>
             </a:gs>
           </a:gsLst>
           <a:lin ang="16200000" scaled="1"/>
+          <a:tileRect l="0" t="0" r="0" b="0"/>
         </a:gradFill>
-        <a:gradFill rotWithShape="1">
+        <a:gradFill>
           <a:gsLst>
             <a:gs pos="0">
               <a:schemeClr val="phClr">
                 <a:tint val="100000"/>
                 <a:shade val="100000"/>
-                <a:satMod val="130000"/>
               </a:schemeClr>
             </a:gs>
             <a:gs pos="100000">
               <a:schemeClr val="phClr">
                 <a:tint val="50000"/>
                 <a:shade val="100000"/>
-                <a:satMod val="350000"/>
               </a:schemeClr>
             </a:gs>
           </a:gsLst>
           <a:lin ang="16200000" scaled="0"/>
+          <a:tileRect l="0" t="0" r="0" b="0"/>
         </a:gradFill>
       </a:fillStyleLst>
       <a:lnStyleLst>
         <a:ln w="9525" cap="flat" cmpd="sng" algn="ctr">
-          <a:solidFill>
-            <a:schemeClr val="phClr">
-              <a:shade val="95000"/>
-              <a:satMod val="105000"/>
-            </a:schemeClr>
-          </a:solidFill>
           <a:prstDash val="solid"/>
         </a:ln>
         <a:ln w="25400" cap="flat" cmpd="sng" algn="ctr">
-          <a:solidFill>
-            <a:schemeClr val="phClr"/>
-          </a:solidFill>
           <a:prstDash val="solid"/>
         </a:ln>
         <a:ln w="38100" cap="flat" cmpd="sng" algn="ctr">
-          <a:solidFill>
-            <a:schemeClr val="phClr"/>
-          </a:solidFill>
           <a:prstDash val="solid"/>
         </a:ln>
       </a:lnStyleLst>
       <a:effectStyleLst>
         <a:effectStyle>
-          <a:effectLst>
-            <a:outerShdw blurRad="40000" dist="20000" dir="5400000" rotWithShape="0">
-              <a:srgbClr val="000000">
-                <a:alpha val="38000"/>
-              </a:srgbClr>
-            </a:outerShdw>
-          </a:effectLst>
+          <a:effectLst/>
         </a:effectStyle>
         <a:effectStyle>
-          <a:effectLst>
-            <a:outerShdw blurRad="40000" dist="23000" dir="5400000" rotWithShape="0">
-              <a:srgbClr val="000000">
-                <a:alpha val="35000"/>
-              </a:srgbClr>
-            </a:outerShdw>
-          </a:effectLst>
+          <a:effectLst/>
         </a:effectStyle>
         <a:effectStyle>
-          <a:effectLst>
-            <a:outerShdw blurRad="40000" dist="23000" dir="5400000" rotWithShape="0">
-              <a:srgbClr val="000000">
-                <a:alpha val="35000"/>
-              </a:srgbClr>
-            </a:outerShdw>
-          </a:effectLst>
-          <a:scene3d>
-            <a:camera prst="orthographicFront">
-              <a:rot lat="0" lon="0" rev="0"/>
-            </a:camera>
-            <a:lightRig rig="threePt" dir="t">
-              <a:rot lat="0" lon="0" rev="1200000"/>
-            </a:lightRig>
-          </a:scene3d>
-          <a:sp3d>
-            <a:bevelT w="63500" h="25400"/>
-          </a:sp3d>
+          <a:effectLst/>
         </a:effectStyle>
       </a:effectStyleLst>
       <a:bgFillStyleLst>
         <a:solidFill>
           <a:schemeClr val="phClr"/>
         </a:solidFill>
-        <a:gradFill rotWithShape="1">
+        <a:gradFill>
           <a:gsLst>
             <a:gs pos="0">
               <a:schemeClr val="phClr">
                 <a:tint val="40000"/>
-                <a:satMod val="350000"/>
               </a:schemeClr>
             </a:gs>
             <a:gs pos="40000">
               <a:schemeClr val="phClr">
                 <a:tint val="45000"/>
                 <a:shade val="99000"/>
-                <a:satMod val="350000"/>
               </a:schemeClr>
             </a:gs>
             <a:gs pos="100000">
               <a:schemeClr val="phClr">
                 <a:shade val="20000"/>
-                <a:satMod val="255000"/>
               </a:schemeClr>
             </a:gs>
           </a:gsLst>
           <a:path path="circle">
             <a:fillToRect l="50000" t="-80000" r="50000" b="180000"/>
           </a:path>
+          <a:tileRect l="0" t="0" r="0" b="0"/>
         </a:gradFill>
-        <a:gradFill rotWithShape="1">
+        <a:gradFill>
           <a:gsLst>
             <a:gs pos="0">
               <a:schemeClr val="phClr">
                 <a:tint val="80000"/>
-                <a:satMod val="300000"/>
               </a:schemeClr>
             </a:gs>
             <a:gs pos="100000">
               <a:schemeClr val="phClr">
                 <a:shade val="30000"/>
-                <a:satMod val="200000"/>
               </a:schemeClr>
             </a:gs>
           </a:gsLst>
           <a:path path="circle">
             <a:fillToRect l="50000" t="50000" r="50000" b="50000"/>
           </a:path>
+          <a:tileRect l="0" t="0" r="0" b="0"/>
         </a:gradFill>
       </a:bgFillStyleLst>
     </a:fmtScheme>
   </a:themeElements>
-  <a:objectDefaults>
-    <a:spDef>
-      <a:spPr/>
-      <a:bodyPr/>
-      <a:lstStyle/>
-      <a:style>
-        <a:lnRef idx="1">
-          <a:schemeClr val="accent1"/>
-        </a:lnRef>
-        <a:fillRef idx="3">
-          <a:schemeClr val="accent1"/>
-        </a:fillRef>
-        <a:effectRef idx="2">
-          <a:schemeClr val="accent1"/>
-        </a:effectRef>
-        <a:fontRef idx="minor">
-          <a:schemeClr val="lt1"/>
-        </a:fontRef>
-      </a:style>
-    </a:spDef>
-    <a:lnDef>
-      <a:spPr/>
-      <a:bodyPr/>
-      <a:lstStyle/>
-      <a:style>
-        <a:lnRef idx="2">
-          <a:schemeClr val="accent1"/>
-        </a:lnRef>
-        <a:fillRef idx="0">
-          <a:schemeClr val="accent1"/>
-        </a:fillRef>
-        <a:effectRef idx="1">
-          <a:schemeClr val="accent1"/>
-        </a:effectRef>
-        <a:fontRef idx="minor">
-          <a:schemeClr val="tx1"/>
-        </a:fontRef>
-      </a:style>
-    </a:lnDef>
-  </a:objectDefaults>
-  <a:extraClrSchemeLst/>
 </a:theme>
 </file>
--- a/documentos/resources/justificativa.docx
+++ b/documentos/resources/justificativa.docx
@@ -993,32 +993,6 @@
         <w:szCs w:val="24"/>
         <w:lang w:val="en-US"/>
       </w:rPr>
-      <w:t>{{divisao}}</w:t>
-    </w:r>
-  </w:p>
-  <w:p>
-    <w:pPr>
-      <w:pStyle w:val="Normal"/>
-      <w:widowControl w:val="false"/>
-      <w:spacing w:lineRule="auto" w:line="240"/>
-      <w:ind w:end="4"/>
-      <w:jc w:val="center"/>
-      <w:rPr>
-        <w:b/>
-        <w:bCs/>
-        <w:sz w:val="24"/>
-        <w:szCs w:val="24"/>
-        <w:lang w:val="en-US"/>
-      </w:rPr>
-    </w:pPr>
-    <w:r>
-      <w:rPr>
-        <w:b/>
-        <w:bCs/>
-        <w:sz w:val="24"/>
-        <w:szCs w:val="24"/>
-        <w:lang w:val="en-US"/>
-      </w:rPr>
       <w:t>{{unidade}}</w:t>
     </w:r>
   </w:p>
@@ -1125,32 +1099,6 @@
         <w:szCs w:val="24"/>
       </w:rPr>
       <w:t>POLÍCIA CIVIL DO PARANÁ</w:t>
-    </w:r>
-  </w:p>
-  <w:p>
-    <w:pPr>
-      <w:pStyle w:val="Normal"/>
-      <w:widowControl w:val="false"/>
-      <w:spacing w:lineRule="auto" w:line="240"/>
-      <w:ind w:end="4"/>
-      <w:jc w:val="center"/>
-      <w:rPr>
-        <w:b/>
-        <w:bCs/>
-        <w:sz w:val="24"/>
-        <w:szCs w:val="24"/>
-        <w:lang w:val="en-US"/>
-      </w:rPr>
-    </w:pPr>
-    <w:r>
-      <w:rPr>
-        <w:b/>
-        <w:bCs/>
-        <w:sz w:val="24"/>
-        <w:szCs w:val="24"/>
-        <w:lang w:val="en-US"/>
-      </w:rPr>
-      <w:t>{{divisao}}</w:t>
     </w:r>
   </w:p>
   <w:p>
@@ -1582,6 +1530,7 @@
     <w:qFormat/>
     <w:pPr>
       <w:widowControl/>
+      <w:suppressAutoHyphens w:val="true"/>
       <w:bidi w:val="0"/>
       <w:spacing w:lineRule="auto" w:line="276" w:before="0" w:after="0"/>
       <w:jc w:val="start"/>
@@ -1775,6 +1724,32 @@
       <w:rFonts w:cs="Lucida Sans"/>
     </w:rPr>
   </w:style>
+  <w:style w:type="paragraph" w:styleId="Ttulouser">
+    <w:name w:val="Título (user)"/>
+    <w:basedOn w:val="Normal"/>
+    <w:next w:val="BodyText"/>
+    <w:qFormat/>
+    <w:pPr>
+      <w:keepNext w:val="true"/>
+      <w:spacing w:before="240" w:after="120"/>
+    </w:pPr>
+    <w:rPr>
+      <w:rFonts w:ascii="Liberation Sans" w:hAnsi="Liberation Sans" w:eastAsia="Microsoft YaHei" w:cs="Lucida Sans"/>
+      <w:sz w:val="28"/>
+      <w:szCs w:val="28"/>
+    </w:rPr>
+  </w:style>
+  <w:style w:type="paragraph" w:styleId="ndiceuser">
+    <w:name w:val="Índice (user)"/>
+    <w:basedOn w:val="Normal"/>
+    <w:qFormat/>
+    <w:pPr>
+      <w:suppressLineNumbers/>
+    </w:pPr>
+    <w:rPr>
+      <w:rFonts w:cs="Lucida Sans"/>
+    </w:rPr>
+  </w:style>
   <w:style w:type="paragraph" w:styleId="Title">
     <w:name w:val="Title"/>
     <w:basedOn w:val="Normal"/>
@@ -1808,6 +1783,13 @@
       <w:szCs w:val="30"/>
     </w:rPr>
   </w:style>
+  <w:style w:type="paragraph" w:styleId="Cabealhoerodapuser">
+    <w:name w:val="Cabeçalho e rodapé (user)"/>
+    <w:basedOn w:val="Normal"/>
+    <w:qFormat/>
+    <w:pPr/>
+    <w:rPr/>
+  </w:style>
   <w:style w:type="paragraph" w:styleId="Cabealhoerodap">
     <w:name w:val="Cabeçalho e rodapé"/>
     <w:basedOn w:val="Normal"/>
@@ -1817,18 +1799,18 @@
   </w:style>
   <w:style w:type="paragraph" w:styleId="Header">
     <w:name w:val="header"/>
-    <w:basedOn w:val="Cabealhoerodap"/>
+    <w:basedOn w:val="Cabealhoerodapuser"/>
     <w:pPr/>
     <w:rPr/>
   </w:style>
   <w:style w:type="paragraph" w:styleId="Footer">
     <w:name w:val="footer"/>
-    <w:basedOn w:val="Cabealhoerodap"/>
+    <w:basedOn w:val="Cabealhoerodapuser"/>
     <w:pPr/>
     <w:rPr/>
   </w:style>
-  <w:style w:type="numbering" w:styleId="Semlista" w:default="1">
-    <w:name w:val="Sem lista"/>
+  <w:style w:type="numbering" w:styleId="Semlistauser" w:default="1">
+    <w:name w:val="Sem lista (user)"/>
     <w:uiPriority w:val="99"/>
     <w:semiHidden/>
     <w:unhideWhenUsed/>
